--- a/TranscriptAnalysis/results/correlation_conventional/dmPIydL0lyM/dmPIydL0lyM_correlation_topics_n0_p15_m6.docx
+++ b/TranscriptAnalysis/results/correlation_conventional/dmPIydL0lyM/dmPIydL0lyM_correlation_topics_n0_p15_m6.docx
@@ -127,7 +127,38 @@
           </w:tcPr>
           <w:p>
             <w:r>
-              <w:t>frame_0000.jpg</w:t>
+              <w:drawing>
+                <wp:inline xmlns:a="http://schemas.openxmlformats.org/drawingml/2006/main" xmlns:pic="http://schemas.openxmlformats.org/drawingml/2006/picture">
+                  <wp:extent cx="1097280" cy="617220"/>
+                  <wp:docPr id="1" name="Picture 1"/>
+                  <wp:cNvGraphicFramePr>
+                    <a:graphicFrameLocks noChangeAspect="1"/>
+                  </wp:cNvGraphicFramePr>
+                  <a:graphic>
+                    <a:graphicData uri="http://schemas.openxmlformats.org/drawingml/2006/picture">
+                      <pic:pic>
+                        <pic:nvPicPr>
+                          <pic:cNvPr id="0" name="frame_0000.jpg"/>
+                          <pic:cNvPicPr/>
+                        </pic:nvPicPr>
+                        <pic:blipFill>
+                          <a:blip r:embed="rId9"/>
+                          <a:stretch>
+                            <a:fillRect/>
+                          </a:stretch>
+                        </pic:blipFill>
+                        <pic:spPr>
+                          <a:xfrm>
+                            <a:off x="0" y="0"/>
+                            <a:ext cx="1097280" cy="617220"/>
+                          </a:xfrm>
+                          <a:prstGeom prst="rect"/>
+                        </pic:spPr>
+                      </pic:pic>
+                    </a:graphicData>
+                  </a:graphic>
+                </wp:inline>
+              </w:drawing>
             </w:r>
           </w:p>
         </w:tc>
@@ -137,7 +168,38 @@
           </w:tcPr>
           <w:p>
             <w:r>
-              <w:t>frame_0116.jpg</w:t>
+              <w:drawing>
+                <wp:inline xmlns:a="http://schemas.openxmlformats.org/drawingml/2006/main" xmlns:pic="http://schemas.openxmlformats.org/drawingml/2006/picture">
+                  <wp:extent cx="1097280" cy="617220"/>
+                  <wp:docPr id="2" name="Picture 2"/>
+                  <wp:cNvGraphicFramePr>
+                    <a:graphicFrameLocks noChangeAspect="1"/>
+                  </wp:cNvGraphicFramePr>
+                  <a:graphic>
+                    <a:graphicData uri="http://schemas.openxmlformats.org/drawingml/2006/picture">
+                      <pic:pic>
+                        <pic:nvPicPr>
+                          <pic:cNvPr id="0" name="frame_0116.jpg"/>
+                          <pic:cNvPicPr/>
+                        </pic:nvPicPr>
+                        <pic:blipFill>
+                          <a:blip r:embed="rId10"/>
+                          <a:stretch>
+                            <a:fillRect/>
+                          </a:stretch>
+                        </pic:blipFill>
+                        <pic:spPr>
+                          <a:xfrm>
+                            <a:off x="0" y="0"/>
+                            <a:ext cx="1097280" cy="617220"/>
+                          </a:xfrm>
+                          <a:prstGeom prst="rect"/>
+                        </pic:spPr>
+                      </pic:pic>
+                    </a:graphicData>
+                  </a:graphic>
+                </wp:inline>
+              </w:drawing>
             </w:r>
           </w:p>
         </w:tc>
@@ -147,7 +209,38 @@
           </w:tcPr>
           <w:p>
             <w:r>
-              <w:t>frame_0232.jpg</w:t>
+              <w:drawing>
+                <wp:inline xmlns:a="http://schemas.openxmlformats.org/drawingml/2006/main" xmlns:pic="http://schemas.openxmlformats.org/drawingml/2006/picture">
+                  <wp:extent cx="1097280" cy="617220"/>
+                  <wp:docPr id="3" name="Picture 3"/>
+                  <wp:cNvGraphicFramePr>
+                    <a:graphicFrameLocks noChangeAspect="1"/>
+                  </wp:cNvGraphicFramePr>
+                  <a:graphic>
+                    <a:graphicData uri="http://schemas.openxmlformats.org/drawingml/2006/picture">
+                      <pic:pic>
+                        <pic:nvPicPr>
+                          <pic:cNvPr id="0" name="frame_0232.jpg"/>
+                          <pic:cNvPicPr/>
+                        </pic:nvPicPr>
+                        <pic:blipFill>
+                          <a:blip r:embed="rId11"/>
+                          <a:stretch>
+                            <a:fillRect/>
+                          </a:stretch>
+                        </pic:blipFill>
+                        <pic:spPr>
+                          <a:xfrm>
+                            <a:off x="0" y="0"/>
+                            <a:ext cx="1097280" cy="617220"/>
+                          </a:xfrm>
+                          <a:prstGeom prst="rect"/>
+                        </pic:spPr>
+                      </pic:pic>
+                    </a:graphicData>
+                  </a:graphic>
+                </wp:inline>
+              </w:drawing>
             </w:r>
           </w:p>
         </w:tc>
@@ -186,7 +279,38 @@
           </w:tcPr>
           <w:p>
             <w:r>
-              <w:t>frame_0000.jpg</w:t>
+              <w:drawing>
+                <wp:inline xmlns:a="http://schemas.openxmlformats.org/drawingml/2006/main" xmlns:pic="http://schemas.openxmlformats.org/drawingml/2006/picture">
+                  <wp:extent cx="1097280" cy="617220"/>
+                  <wp:docPr id="4" name="Picture 4"/>
+                  <wp:cNvGraphicFramePr>
+                    <a:graphicFrameLocks noChangeAspect="1"/>
+                  </wp:cNvGraphicFramePr>
+                  <a:graphic>
+                    <a:graphicData uri="http://schemas.openxmlformats.org/drawingml/2006/picture">
+                      <pic:pic>
+                        <pic:nvPicPr>
+                          <pic:cNvPr id="0" name="frame_0000.jpg"/>
+                          <pic:cNvPicPr/>
+                        </pic:nvPicPr>
+                        <pic:blipFill>
+                          <a:blip r:embed="rId9"/>
+                          <a:stretch>
+                            <a:fillRect/>
+                          </a:stretch>
+                        </pic:blipFill>
+                        <pic:spPr>
+                          <a:xfrm>
+                            <a:off x="0" y="0"/>
+                            <a:ext cx="1097280" cy="617220"/>
+                          </a:xfrm>
+                          <a:prstGeom prst="rect"/>
+                        </pic:spPr>
+                      </pic:pic>
+                    </a:graphicData>
+                  </a:graphic>
+                </wp:inline>
+              </w:drawing>
             </w:r>
           </w:p>
         </w:tc>
@@ -196,7 +320,38 @@
           </w:tcPr>
           <w:p>
             <w:r>
-              <w:t>frame_0116.jpg</w:t>
+              <w:drawing>
+                <wp:inline xmlns:a="http://schemas.openxmlformats.org/drawingml/2006/main" xmlns:pic="http://schemas.openxmlformats.org/drawingml/2006/picture">
+                  <wp:extent cx="1097280" cy="617220"/>
+                  <wp:docPr id="5" name="Picture 5"/>
+                  <wp:cNvGraphicFramePr>
+                    <a:graphicFrameLocks noChangeAspect="1"/>
+                  </wp:cNvGraphicFramePr>
+                  <a:graphic>
+                    <a:graphicData uri="http://schemas.openxmlformats.org/drawingml/2006/picture">
+                      <pic:pic>
+                        <pic:nvPicPr>
+                          <pic:cNvPr id="0" name="frame_0116.jpg"/>
+                          <pic:cNvPicPr/>
+                        </pic:nvPicPr>
+                        <pic:blipFill>
+                          <a:blip r:embed="rId10"/>
+                          <a:stretch>
+                            <a:fillRect/>
+                          </a:stretch>
+                        </pic:blipFill>
+                        <pic:spPr>
+                          <a:xfrm>
+                            <a:off x="0" y="0"/>
+                            <a:ext cx="1097280" cy="617220"/>
+                          </a:xfrm>
+                          <a:prstGeom prst="rect"/>
+                        </pic:spPr>
+                      </pic:pic>
+                    </a:graphicData>
+                  </a:graphic>
+                </wp:inline>
+              </w:drawing>
             </w:r>
           </w:p>
         </w:tc>
@@ -206,7 +361,38 @@
           </w:tcPr>
           <w:p>
             <w:r>
-              <w:t>frame_0232.jpg</w:t>
+              <w:drawing>
+                <wp:inline xmlns:a="http://schemas.openxmlformats.org/drawingml/2006/main" xmlns:pic="http://schemas.openxmlformats.org/drawingml/2006/picture">
+                  <wp:extent cx="1097280" cy="617220"/>
+                  <wp:docPr id="6" name="Picture 6"/>
+                  <wp:cNvGraphicFramePr>
+                    <a:graphicFrameLocks noChangeAspect="1"/>
+                  </wp:cNvGraphicFramePr>
+                  <a:graphic>
+                    <a:graphicData uri="http://schemas.openxmlformats.org/drawingml/2006/picture">
+                      <pic:pic>
+                        <pic:nvPicPr>
+                          <pic:cNvPr id="0" name="frame_0232.jpg"/>
+                          <pic:cNvPicPr/>
+                        </pic:nvPicPr>
+                        <pic:blipFill>
+                          <a:blip r:embed="rId11"/>
+                          <a:stretch>
+                            <a:fillRect/>
+                          </a:stretch>
+                        </pic:blipFill>
+                        <pic:spPr>
+                          <a:xfrm>
+                            <a:off x="0" y="0"/>
+                            <a:ext cx="1097280" cy="617220"/>
+                          </a:xfrm>
+                          <a:prstGeom prst="rect"/>
+                        </pic:spPr>
+                      </pic:pic>
+                    </a:graphicData>
+                  </a:graphic>
+                </wp:inline>
+              </w:drawing>
             </w:r>
           </w:p>
         </w:tc>
@@ -245,7 +431,38 @@
           </w:tcPr>
           <w:p>
             <w:r>
-              <w:t>frame_0000.jpg</w:t>
+              <w:drawing>
+                <wp:inline xmlns:a="http://schemas.openxmlformats.org/drawingml/2006/main" xmlns:pic="http://schemas.openxmlformats.org/drawingml/2006/picture">
+                  <wp:extent cx="1097280" cy="617220"/>
+                  <wp:docPr id="7" name="Picture 7"/>
+                  <wp:cNvGraphicFramePr>
+                    <a:graphicFrameLocks noChangeAspect="1"/>
+                  </wp:cNvGraphicFramePr>
+                  <a:graphic>
+                    <a:graphicData uri="http://schemas.openxmlformats.org/drawingml/2006/picture">
+                      <pic:pic>
+                        <pic:nvPicPr>
+                          <pic:cNvPr id="0" name="frame_0000.jpg"/>
+                          <pic:cNvPicPr/>
+                        </pic:nvPicPr>
+                        <pic:blipFill>
+                          <a:blip r:embed="rId9"/>
+                          <a:stretch>
+                            <a:fillRect/>
+                          </a:stretch>
+                        </pic:blipFill>
+                        <pic:spPr>
+                          <a:xfrm>
+                            <a:off x="0" y="0"/>
+                            <a:ext cx="1097280" cy="617220"/>
+                          </a:xfrm>
+                          <a:prstGeom prst="rect"/>
+                        </pic:spPr>
+                      </pic:pic>
+                    </a:graphicData>
+                  </a:graphic>
+                </wp:inline>
+              </w:drawing>
             </w:r>
           </w:p>
         </w:tc>
@@ -255,7 +472,38 @@
           </w:tcPr>
           <w:p>
             <w:r>
-              <w:t>frame_0116.jpg</w:t>
+              <w:drawing>
+                <wp:inline xmlns:a="http://schemas.openxmlformats.org/drawingml/2006/main" xmlns:pic="http://schemas.openxmlformats.org/drawingml/2006/picture">
+                  <wp:extent cx="1097280" cy="617220"/>
+                  <wp:docPr id="8" name="Picture 8"/>
+                  <wp:cNvGraphicFramePr>
+                    <a:graphicFrameLocks noChangeAspect="1"/>
+                  </wp:cNvGraphicFramePr>
+                  <a:graphic>
+                    <a:graphicData uri="http://schemas.openxmlformats.org/drawingml/2006/picture">
+                      <pic:pic>
+                        <pic:nvPicPr>
+                          <pic:cNvPr id="0" name="frame_0116.jpg"/>
+                          <pic:cNvPicPr/>
+                        </pic:nvPicPr>
+                        <pic:blipFill>
+                          <a:blip r:embed="rId10"/>
+                          <a:stretch>
+                            <a:fillRect/>
+                          </a:stretch>
+                        </pic:blipFill>
+                        <pic:spPr>
+                          <a:xfrm>
+                            <a:off x="0" y="0"/>
+                            <a:ext cx="1097280" cy="617220"/>
+                          </a:xfrm>
+                          <a:prstGeom prst="rect"/>
+                        </pic:spPr>
+                      </pic:pic>
+                    </a:graphicData>
+                  </a:graphic>
+                </wp:inline>
+              </w:drawing>
             </w:r>
           </w:p>
         </w:tc>
@@ -265,7 +513,38 @@
           </w:tcPr>
           <w:p>
             <w:r>
-              <w:t>frame_0232.jpg</w:t>
+              <w:drawing>
+                <wp:inline xmlns:a="http://schemas.openxmlformats.org/drawingml/2006/main" xmlns:pic="http://schemas.openxmlformats.org/drawingml/2006/picture">
+                  <wp:extent cx="1097280" cy="617220"/>
+                  <wp:docPr id="9" name="Picture 9"/>
+                  <wp:cNvGraphicFramePr>
+                    <a:graphicFrameLocks noChangeAspect="1"/>
+                  </wp:cNvGraphicFramePr>
+                  <a:graphic>
+                    <a:graphicData uri="http://schemas.openxmlformats.org/drawingml/2006/picture">
+                      <pic:pic>
+                        <pic:nvPicPr>
+                          <pic:cNvPr id="0" name="frame_0232.jpg"/>
+                          <pic:cNvPicPr/>
+                        </pic:nvPicPr>
+                        <pic:blipFill>
+                          <a:blip r:embed="rId11"/>
+                          <a:stretch>
+                            <a:fillRect/>
+                          </a:stretch>
+                        </pic:blipFill>
+                        <pic:spPr>
+                          <a:xfrm>
+                            <a:off x="0" y="0"/>
+                            <a:ext cx="1097280" cy="617220"/>
+                          </a:xfrm>
+                          <a:prstGeom prst="rect"/>
+                        </pic:spPr>
+                      </pic:pic>
+                    </a:graphicData>
+                  </a:graphic>
+                </wp:inline>
+              </w:drawing>
             </w:r>
           </w:p>
         </w:tc>
@@ -304,7 +583,38 @@
           </w:tcPr>
           <w:p>
             <w:r>
-              <w:t>frame_0000.jpg</w:t>
+              <w:drawing>
+                <wp:inline xmlns:a="http://schemas.openxmlformats.org/drawingml/2006/main" xmlns:pic="http://schemas.openxmlformats.org/drawingml/2006/picture">
+                  <wp:extent cx="1097280" cy="617220"/>
+                  <wp:docPr id="10" name="Picture 10"/>
+                  <wp:cNvGraphicFramePr>
+                    <a:graphicFrameLocks noChangeAspect="1"/>
+                  </wp:cNvGraphicFramePr>
+                  <a:graphic>
+                    <a:graphicData uri="http://schemas.openxmlformats.org/drawingml/2006/picture">
+                      <pic:pic>
+                        <pic:nvPicPr>
+                          <pic:cNvPr id="0" name="frame_0000.jpg"/>
+                          <pic:cNvPicPr/>
+                        </pic:nvPicPr>
+                        <pic:blipFill>
+                          <a:blip r:embed="rId9"/>
+                          <a:stretch>
+                            <a:fillRect/>
+                          </a:stretch>
+                        </pic:blipFill>
+                        <pic:spPr>
+                          <a:xfrm>
+                            <a:off x="0" y="0"/>
+                            <a:ext cx="1097280" cy="617220"/>
+                          </a:xfrm>
+                          <a:prstGeom prst="rect"/>
+                        </pic:spPr>
+                      </pic:pic>
+                    </a:graphicData>
+                  </a:graphic>
+                </wp:inline>
+              </w:drawing>
             </w:r>
           </w:p>
         </w:tc>
@@ -314,7 +624,38 @@
           </w:tcPr>
           <w:p>
             <w:r>
-              <w:t>frame_0116.jpg</w:t>
+              <w:drawing>
+                <wp:inline xmlns:a="http://schemas.openxmlformats.org/drawingml/2006/main" xmlns:pic="http://schemas.openxmlformats.org/drawingml/2006/picture">
+                  <wp:extent cx="1097280" cy="617220"/>
+                  <wp:docPr id="11" name="Picture 11"/>
+                  <wp:cNvGraphicFramePr>
+                    <a:graphicFrameLocks noChangeAspect="1"/>
+                  </wp:cNvGraphicFramePr>
+                  <a:graphic>
+                    <a:graphicData uri="http://schemas.openxmlformats.org/drawingml/2006/picture">
+                      <pic:pic>
+                        <pic:nvPicPr>
+                          <pic:cNvPr id="0" name="frame_0116.jpg"/>
+                          <pic:cNvPicPr/>
+                        </pic:nvPicPr>
+                        <pic:blipFill>
+                          <a:blip r:embed="rId10"/>
+                          <a:stretch>
+                            <a:fillRect/>
+                          </a:stretch>
+                        </pic:blipFill>
+                        <pic:spPr>
+                          <a:xfrm>
+                            <a:off x="0" y="0"/>
+                            <a:ext cx="1097280" cy="617220"/>
+                          </a:xfrm>
+                          <a:prstGeom prst="rect"/>
+                        </pic:spPr>
+                      </pic:pic>
+                    </a:graphicData>
+                  </a:graphic>
+                </wp:inline>
+              </w:drawing>
             </w:r>
           </w:p>
         </w:tc>
@@ -324,7 +665,38 @@
           </w:tcPr>
           <w:p>
             <w:r>
-              <w:t>frame_0232.jpg</w:t>
+              <w:drawing>
+                <wp:inline xmlns:a="http://schemas.openxmlformats.org/drawingml/2006/main" xmlns:pic="http://schemas.openxmlformats.org/drawingml/2006/picture">
+                  <wp:extent cx="1097280" cy="617220"/>
+                  <wp:docPr id="12" name="Picture 12"/>
+                  <wp:cNvGraphicFramePr>
+                    <a:graphicFrameLocks noChangeAspect="1"/>
+                  </wp:cNvGraphicFramePr>
+                  <a:graphic>
+                    <a:graphicData uri="http://schemas.openxmlformats.org/drawingml/2006/picture">
+                      <pic:pic>
+                        <pic:nvPicPr>
+                          <pic:cNvPr id="0" name="frame_0232.jpg"/>
+                          <pic:cNvPicPr/>
+                        </pic:nvPicPr>
+                        <pic:blipFill>
+                          <a:blip r:embed="rId11"/>
+                          <a:stretch>
+                            <a:fillRect/>
+                          </a:stretch>
+                        </pic:blipFill>
+                        <pic:spPr>
+                          <a:xfrm>
+                            <a:off x="0" y="0"/>
+                            <a:ext cx="1097280" cy="617220"/>
+                          </a:xfrm>
+                          <a:prstGeom prst="rect"/>
+                        </pic:spPr>
+                      </pic:pic>
+                    </a:graphicData>
+                  </a:graphic>
+                </wp:inline>
+              </w:drawing>
             </w:r>
           </w:p>
         </w:tc>
@@ -363,7 +735,38 @@
           </w:tcPr>
           <w:p>
             <w:r>
-              <w:t>frame_0000.jpg</w:t>
+              <w:drawing>
+                <wp:inline xmlns:a="http://schemas.openxmlformats.org/drawingml/2006/main" xmlns:pic="http://schemas.openxmlformats.org/drawingml/2006/picture">
+                  <wp:extent cx="1097280" cy="617220"/>
+                  <wp:docPr id="13" name="Picture 13"/>
+                  <wp:cNvGraphicFramePr>
+                    <a:graphicFrameLocks noChangeAspect="1"/>
+                  </wp:cNvGraphicFramePr>
+                  <a:graphic>
+                    <a:graphicData uri="http://schemas.openxmlformats.org/drawingml/2006/picture">
+                      <pic:pic>
+                        <pic:nvPicPr>
+                          <pic:cNvPr id="0" name="frame_0000.jpg"/>
+                          <pic:cNvPicPr/>
+                        </pic:nvPicPr>
+                        <pic:blipFill>
+                          <a:blip r:embed="rId9"/>
+                          <a:stretch>
+                            <a:fillRect/>
+                          </a:stretch>
+                        </pic:blipFill>
+                        <pic:spPr>
+                          <a:xfrm>
+                            <a:off x="0" y="0"/>
+                            <a:ext cx="1097280" cy="617220"/>
+                          </a:xfrm>
+                          <a:prstGeom prst="rect"/>
+                        </pic:spPr>
+                      </pic:pic>
+                    </a:graphicData>
+                  </a:graphic>
+                </wp:inline>
+              </w:drawing>
             </w:r>
           </w:p>
         </w:tc>
@@ -373,7 +776,38 @@
           </w:tcPr>
           <w:p>
             <w:r>
-              <w:t>frame_0116.jpg</w:t>
+              <w:drawing>
+                <wp:inline xmlns:a="http://schemas.openxmlformats.org/drawingml/2006/main" xmlns:pic="http://schemas.openxmlformats.org/drawingml/2006/picture">
+                  <wp:extent cx="1097280" cy="617220"/>
+                  <wp:docPr id="14" name="Picture 14"/>
+                  <wp:cNvGraphicFramePr>
+                    <a:graphicFrameLocks noChangeAspect="1"/>
+                  </wp:cNvGraphicFramePr>
+                  <a:graphic>
+                    <a:graphicData uri="http://schemas.openxmlformats.org/drawingml/2006/picture">
+                      <pic:pic>
+                        <pic:nvPicPr>
+                          <pic:cNvPr id="0" name="frame_0116.jpg"/>
+                          <pic:cNvPicPr/>
+                        </pic:nvPicPr>
+                        <pic:blipFill>
+                          <a:blip r:embed="rId10"/>
+                          <a:stretch>
+                            <a:fillRect/>
+                          </a:stretch>
+                        </pic:blipFill>
+                        <pic:spPr>
+                          <a:xfrm>
+                            <a:off x="0" y="0"/>
+                            <a:ext cx="1097280" cy="617220"/>
+                          </a:xfrm>
+                          <a:prstGeom prst="rect"/>
+                        </pic:spPr>
+                      </pic:pic>
+                    </a:graphicData>
+                  </a:graphic>
+                </wp:inline>
+              </w:drawing>
             </w:r>
           </w:p>
         </w:tc>
@@ -383,7 +817,38 @@
           </w:tcPr>
           <w:p>
             <w:r>
-              <w:t>frame_0232.jpg</w:t>
+              <w:drawing>
+                <wp:inline xmlns:a="http://schemas.openxmlformats.org/drawingml/2006/main" xmlns:pic="http://schemas.openxmlformats.org/drawingml/2006/picture">
+                  <wp:extent cx="1097280" cy="617220"/>
+                  <wp:docPr id="15" name="Picture 15"/>
+                  <wp:cNvGraphicFramePr>
+                    <a:graphicFrameLocks noChangeAspect="1"/>
+                  </wp:cNvGraphicFramePr>
+                  <a:graphic>
+                    <a:graphicData uri="http://schemas.openxmlformats.org/drawingml/2006/picture">
+                      <pic:pic>
+                        <pic:nvPicPr>
+                          <pic:cNvPr id="0" name="frame_0232.jpg"/>
+                          <pic:cNvPicPr/>
+                        </pic:nvPicPr>
+                        <pic:blipFill>
+                          <a:blip r:embed="rId11"/>
+                          <a:stretch>
+                            <a:fillRect/>
+                          </a:stretch>
+                        </pic:blipFill>
+                        <pic:spPr>
+                          <a:xfrm>
+                            <a:off x="0" y="0"/>
+                            <a:ext cx="1097280" cy="617220"/>
+                          </a:xfrm>
+                          <a:prstGeom prst="rect"/>
+                        </pic:spPr>
+                      </pic:pic>
+                    </a:graphicData>
+                  </a:graphic>
+                </wp:inline>
+              </w:drawing>
             </w:r>
           </w:p>
         </w:tc>
@@ -422,7 +887,38 @@
           </w:tcPr>
           <w:p>
             <w:r>
-              <w:t>frame_0000.jpg</w:t>
+              <w:drawing>
+                <wp:inline xmlns:a="http://schemas.openxmlformats.org/drawingml/2006/main" xmlns:pic="http://schemas.openxmlformats.org/drawingml/2006/picture">
+                  <wp:extent cx="1097280" cy="617220"/>
+                  <wp:docPr id="16" name="Picture 16"/>
+                  <wp:cNvGraphicFramePr>
+                    <a:graphicFrameLocks noChangeAspect="1"/>
+                  </wp:cNvGraphicFramePr>
+                  <a:graphic>
+                    <a:graphicData uri="http://schemas.openxmlformats.org/drawingml/2006/picture">
+                      <pic:pic>
+                        <pic:nvPicPr>
+                          <pic:cNvPr id="0" name="frame_0000.jpg"/>
+                          <pic:cNvPicPr/>
+                        </pic:nvPicPr>
+                        <pic:blipFill>
+                          <a:blip r:embed="rId9"/>
+                          <a:stretch>
+                            <a:fillRect/>
+                          </a:stretch>
+                        </pic:blipFill>
+                        <pic:spPr>
+                          <a:xfrm>
+                            <a:off x="0" y="0"/>
+                            <a:ext cx="1097280" cy="617220"/>
+                          </a:xfrm>
+                          <a:prstGeom prst="rect"/>
+                        </pic:spPr>
+                      </pic:pic>
+                    </a:graphicData>
+                  </a:graphic>
+                </wp:inline>
+              </w:drawing>
             </w:r>
           </w:p>
         </w:tc>
@@ -432,7 +928,38 @@
           </w:tcPr>
           <w:p>
             <w:r>
-              <w:t>frame_0116.jpg</w:t>
+              <w:drawing>
+                <wp:inline xmlns:a="http://schemas.openxmlformats.org/drawingml/2006/main" xmlns:pic="http://schemas.openxmlformats.org/drawingml/2006/picture">
+                  <wp:extent cx="1097280" cy="617220"/>
+                  <wp:docPr id="17" name="Picture 17"/>
+                  <wp:cNvGraphicFramePr>
+                    <a:graphicFrameLocks noChangeAspect="1"/>
+                  </wp:cNvGraphicFramePr>
+                  <a:graphic>
+                    <a:graphicData uri="http://schemas.openxmlformats.org/drawingml/2006/picture">
+                      <pic:pic>
+                        <pic:nvPicPr>
+                          <pic:cNvPr id="0" name="frame_0116.jpg"/>
+                          <pic:cNvPicPr/>
+                        </pic:nvPicPr>
+                        <pic:blipFill>
+                          <a:blip r:embed="rId10"/>
+                          <a:stretch>
+                            <a:fillRect/>
+                          </a:stretch>
+                        </pic:blipFill>
+                        <pic:spPr>
+                          <a:xfrm>
+                            <a:off x="0" y="0"/>
+                            <a:ext cx="1097280" cy="617220"/>
+                          </a:xfrm>
+                          <a:prstGeom prst="rect"/>
+                        </pic:spPr>
+                      </pic:pic>
+                    </a:graphicData>
+                  </a:graphic>
+                </wp:inline>
+              </w:drawing>
             </w:r>
           </w:p>
         </w:tc>
@@ -442,7 +969,38 @@
           </w:tcPr>
           <w:p>
             <w:r>
-              <w:t>frame_0232.jpg</w:t>
+              <w:drawing>
+                <wp:inline xmlns:a="http://schemas.openxmlformats.org/drawingml/2006/main" xmlns:pic="http://schemas.openxmlformats.org/drawingml/2006/picture">
+                  <wp:extent cx="1097280" cy="617220"/>
+                  <wp:docPr id="18" name="Picture 18"/>
+                  <wp:cNvGraphicFramePr>
+                    <a:graphicFrameLocks noChangeAspect="1"/>
+                  </wp:cNvGraphicFramePr>
+                  <a:graphic>
+                    <a:graphicData uri="http://schemas.openxmlformats.org/drawingml/2006/picture">
+                      <pic:pic>
+                        <pic:nvPicPr>
+                          <pic:cNvPr id="0" name="frame_0232.jpg"/>
+                          <pic:cNvPicPr/>
+                        </pic:nvPicPr>
+                        <pic:blipFill>
+                          <a:blip r:embed="rId11"/>
+                          <a:stretch>
+                            <a:fillRect/>
+                          </a:stretch>
+                        </pic:blipFill>
+                        <pic:spPr>
+                          <a:xfrm>
+                            <a:off x="0" y="0"/>
+                            <a:ext cx="1097280" cy="617220"/>
+                          </a:xfrm>
+                          <a:prstGeom prst="rect"/>
+                        </pic:spPr>
+                      </pic:pic>
+                    </a:graphicData>
+                  </a:graphic>
+                </wp:inline>
+              </w:drawing>
             </w:r>
           </w:p>
         </w:tc>
@@ -481,7 +1039,38 @@
           </w:tcPr>
           <w:p>
             <w:r>
-              <w:t>frame_0000.jpg</w:t>
+              <w:drawing>
+                <wp:inline xmlns:a="http://schemas.openxmlformats.org/drawingml/2006/main" xmlns:pic="http://schemas.openxmlformats.org/drawingml/2006/picture">
+                  <wp:extent cx="1097280" cy="617220"/>
+                  <wp:docPr id="19" name="Picture 19"/>
+                  <wp:cNvGraphicFramePr>
+                    <a:graphicFrameLocks noChangeAspect="1"/>
+                  </wp:cNvGraphicFramePr>
+                  <a:graphic>
+                    <a:graphicData uri="http://schemas.openxmlformats.org/drawingml/2006/picture">
+                      <pic:pic>
+                        <pic:nvPicPr>
+                          <pic:cNvPr id="0" name="frame_0000.jpg"/>
+                          <pic:cNvPicPr/>
+                        </pic:nvPicPr>
+                        <pic:blipFill>
+                          <a:blip r:embed="rId9"/>
+                          <a:stretch>
+                            <a:fillRect/>
+                          </a:stretch>
+                        </pic:blipFill>
+                        <pic:spPr>
+                          <a:xfrm>
+                            <a:off x="0" y="0"/>
+                            <a:ext cx="1097280" cy="617220"/>
+                          </a:xfrm>
+                          <a:prstGeom prst="rect"/>
+                        </pic:spPr>
+                      </pic:pic>
+                    </a:graphicData>
+                  </a:graphic>
+                </wp:inline>
+              </w:drawing>
             </w:r>
           </w:p>
         </w:tc>
@@ -491,7 +1080,38 @@
           </w:tcPr>
           <w:p>
             <w:r>
-              <w:t>frame_0116.jpg</w:t>
+              <w:drawing>
+                <wp:inline xmlns:a="http://schemas.openxmlformats.org/drawingml/2006/main" xmlns:pic="http://schemas.openxmlformats.org/drawingml/2006/picture">
+                  <wp:extent cx="1097280" cy="617220"/>
+                  <wp:docPr id="20" name="Picture 20"/>
+                  <wp:cNvGraphicFramePr>
+                    <a:graphicFrameLocks noChangeAspect="1"/>
+                  </wp:cNvGraphicFramePr>
+                  <a:graphic>
+                    <a:graphicData uri="http://schemas.openxmlformats.org/drawingml/2006/picture">
+                      <pic:pic>
+                        <pic:nvPicPr>
+                          <pic:cNvPr id="0" name="frame_0116.jpg"/>
+                          <pic:cNvPicPr/>
+                        </pic:nvPicPr>
+                        <pic:blipFill>
+                          <a:blip r:embed="rId10"/>
+                          <a:stretch>
+                            <a:fillRect/>
+                          </a:stretch>
+                        </pic:blipFill>
+                        <pic:spPr>
+                          <a:xfrm>
+                            <a:off x="0" y="0"/>
+                            <a:ext cx="1097280" cy="617220"/>
+                          </a:xfrm>
+                          <a:prstGeom prst="rect"/>
+                        </pic:spPr>
+                      </pic:pic>
+                    </a:graphicData>
+                  </a:graphic>
+                </wp:inline>
+              </w:drawing>
             </w:r>
           </w:p>
         </w:tc>
@@ -501,7 +1121,38 @@
           </w:tcPr>
           <w:p>
             <w:r>
-              <w:t>frame_0232.jpg</w:t>
+              <w:drawing>
+                <wp:inline xmlns:a="http://schemas.openxmlformats.org/drawingml/2006/main" xmlns:pic="http://schemas.openxmlformats.org/drawingml/2006/picture">
+                  <wp:extent cx="1097280" cy="617220"/>
+                  <wp:docPr id="21" name="Picture 21"/>
+                  <wp:cNvGraphicFramePr>
+                    <a:graphicFrameLocks noChangeAspect="1"/>
+                  </wp:cNvGraphicFramePr>
+                  <a:graphic>
+                    <a:graphicData uri="http://schemas.openxmlformats.org/drawingml/2006/picture">
+                      <pic:pic>
+                        <pic:nvPicPr>
+                          <pic:cNvPr id="0" name="frame_0232.jpg"/>
+                          <pic:cNvPicPr/>
+                        </pic:nvPicPr>
+                        <pic:blipFill>
+                          <a:blip r:embed="rId11"/>
+                          <a:stretch>
+                            <a:fillRect/>
+                          </a:stretch>
+                        </pic:blipFill>
+                        <pic:spPr>
+                          <a:xfrm>
+                            <a:off x="0" y="0"/>
+                            <a:ext cx="1097280" cy="617220"/>
+                          </a:xfrm>
+                          <a:prstGeom prst="rect"/>
+                        </pic:spPr>
+                      </pic:pic>
+                    </a:graphicData>
+                  </a:graphic>
+                </wp:inline>
+              </w:drawing>
             </w:r>
           </w:p>
         </w:tc>
@@ -545,7 +1196,38 @@
           </w:tcPr>
           <w:p>
             <w:r>
-              <w:t>frame_0000.jpg</w:t>
+              <w:drawing>
+                <wp:inline xmlns:a="http://schemas.openxmlformats.org/drawingml/2006/main" xmlns:pic="http://schemas.openxmlformats.org/drawingml/2006/picture">
+                  <wp:extent cx="1097280" cy="617220"/>
+                  <wp:docPr id="22" name="Picture 22"/>
+                  <wp:cNvGraphicFramePr>
+                    <a:graphicFrameLocks noChangeAspect="1"/>
+                  </wp:cNvGraphicFramePr>
+                  <a:graphic>
+                    <a:graphicData uri="http://schemas.openxmlformats.org/drawingml/2006/picture">
+                      <pic:pic>
+                        <pic:nvPicPr>
+                          <pic:cNvPr id="0" name="frame_0000.jpg"/>
+                          <pic:cNvPicPr/>
+                        </pic:nvPicPr>
+                        <pic:blipFill>
+                          <a:blip r:embed="rId9"/>
+                          <a:stretch>
+                            <a:fillRect/>
+                          </a:stretch>
+                        </pic:blipFill>
+                        <pic:spPr>
+                          <a:xfrm>
+                            <a:off x="0" y="0"/>
+                            <a:ext cx="1097280" cy="617220"/>
+                          </a:xfrm>
+                          <a:prstGeom prst="rect"/>
+                        </pic:spPr>
+                      </pic:pic>
+                    </a:graphicData>
+                  </a:graphic>
+                </wp:inline>
+              </w:drawing>
             </w:r>
           </w:p>
         </w:tc>
@@ -555,7 +1237,38 @@
           </w:tcPr>
           <w:p>
             <w:r>
-              <w:t>frame_0116.jpg</w:t>
+              <w:drawing>
+                <wp:inline xmlns:a="http://schemas.openxmlformats.org/drawingml/2006/main" xmlns:pic="http://schemas.openxmlformats.org/drawingml/2006/picture">
+                  <wp:extent cx="1097280" cy="617220"/>
+                  <wp:docPr id="23" name="Picture 23"/>
+                  <wp:cNvGraphicFramePr>
+                    <a:graphicFrameLocks noChangeAspect="1"/>
+                  </wp:cNvGraphicFramePr>
+                  <a:graphic>
+                    <a:graphicData uri="http://schemas.openxmlformats.org/drawingml/2006/picture">
+                      <pic:pic>
+                        <pic:nvPicPr>
+                          <pic:cNvPr id="0" name="frame_0116.jpg"/>
+                          <pic:cNvPicPr/>
+                        </pic:nvPicPr>
+                        <pic:blipFill>
+                          <a:blip r:embed="rId10"/>
+                          <a:stretch>
+                            <a:fillRect/>
+                          </a:stretch>
+                        </pic:blipFill>
+                        <pic:spPr>
+                          <a:xfrm>
+                            <a:off x="0" y="0"/>
+                            <a:ext cx="1097280" cy="617220"/>
+                          </a:xfrm>
+                          <a:prstGeom prst="rect"/>
+                        </pic:spPr>
+                      </pic:pic>
+                    </a:graphicData>
+                  </a:graphic>
+                </wp:inline>
+              </w:drawing>
             </w:r>
           </w:p>
         </w:tc>
@@ -565,7 +1278,38 @@
           </w:tcPr>
           <w:p>
             <w:r>
-              <w:t>frame_0232.jpg</w:t>
+              <w:drawing>
+                <wp:inline xmlns:a="http://schemas.openxmlformats.org/drawingml/2006/main" xmlns:pic="http://schemas.openxmlformats.org/drawingml/2006/picture">
+                  <wp:extent cx="1097280" cy="617220"/>
+                  <wp:docPr id="24" name="Picture 24"/>
+                  <wp:cNvGraphicFramePr>
+                    <a:graphicFrameLocks noChangeAspect="1"/>
+                  </wp:cNvGraphicFramePr>
+                  <a:graphic>
+                    <a:graphicData uri="http://schemas.openxmlformats.org/drawingml/2006/picture">
+                      <pic:pic>
+                        <pic:nvPicPr>
+                          <pic:cNvPr id="0" name="frame_0232.jpg"/>
+                          <pic:cNvPicPr/>
+                        </pic:nvPicPr>
+                        <pic:blipFill>
+                          <a:blip r:embed="rId11"/>
+                          <a:stretch>
+                            <a:fillRect/>
+                          </a:stretch>
+                        </pic:blipFill>
+                        <pic:spPr>
+                          <a:xfrm>
+                            <a:off x="0" y="0"/>
+                            <a:ext cx="1097280" cy="617220"/>
+                          </a:xfrm>
+                          <a:prstGeom prst="rect"/>
+                        </pic:spPr>
+                      </pic:pic>
+                    </a:graphicData>
+                  </a:graphic>
+                </wp:inline>
+              </w:drawing>
             </w:r>
           </w:p>
         </w:tc>
@@ -604,7 +1348,38 @@
           </w:tcPr>
           <w:p>
             <w:r>
-              <w:t>frame_0000.jpg</w:t>
+              <w:drawing>
+                <wp:inline xmlns:a="http://schemas.openxmlformats.org/drawingml/2006/main" xmlns:pic="http://schemas.openxmlformats.org/drawingml/2006/picture">
+                  <wp:extent cx="1097280" cy="617220"/>
+                  <wp:docPr id="25" name="Picture 25"/>
+                  <wp:cNvGraphicFramePr>
+                    <a:graphicFrameLocks noChangeAspect="1"/>
+                  </wp:cNvGraphicFramePr>
+                  <a:graphic>
+                    <a:graphicData uri="http://schemas.openxmlformats.org/drawingml/2006/picture">
+                      <pic:pic>
+                        <pic:nvPicPr>
+                          <pic:cNvPr id="0" name="frame_0000.jpg"/>
+                          <pic:cNvPicPr/>
+                        </pic:nvPicPr>
+                        <pic:blipFill>
+                          <a:blip r:embed="rId9"/>
+                          <a:stretch>
+                            <a:fillRect/>
+                          </a:stretch>
+                        </pic:blipFill>
+                        <pic:spPr>
+                          <a:xfrm>
+                            <a:off x="0" y="0"/>
+                            <a:ext cx="1097280" cy="617220"/>
+                          </a:xfrm>
+                          <a:prstGeom prst="rect"/>
+                        </pic:spPr>
+                      </pic:pic>
+                    </a:graphicData>
+                  </a:graphic>
+                </wp:inline>
+              </w:drawing>
             </w:r>
           </w:p>
         </w:tc>
@@ -614,7 +1389,38 @@
           </w:tcPr>
           <w:p>
             <w:r>
-              <w:t>frame_0116.jpg</w:t>
+              <w:drawing>
+                <wp:inline xmlns:a="http://schemas.openxmlformats.org/drawingml/2006/main" xmlns:pic="http://schemas.openxmlformats.org/drawingml/2006/picture">
+                  <wp:extent cx="1097280" cy="617220"/>
+                  <wp:docPr id="26" name="Picture 26"/>
+                  <wp:cNvGraphicFramePr>
+                    <a:graphicFrameLocks noChangeAspect="1"/>
+                  </wp:cNvGraphicFramePr>
+                  <a:graphic>
+                    <a:graphicData uri="http://schemas.openxmlformats.org/drawingml/2006/picture">
+                      <pic:pic>
+                        <pic:nvPicPr>
+                          <pic:cNvPr id="0" name="frame_0116.jpg"/>
+                          <pic:cNvPicPr/>
+                        </pic:nvPicPr>
+                        <pic:blipFill>
+                          <a:blip r:embed="rId10"/>
+                          <a:stretch>
+                            <a:fillRect/>
+                          </a:stretch>
+                        </pic:blipFill>
+                        <pic:spPr>
+                          <a:xfrm>
+                            <a:off x="0" y="0"/>
+                            <a:ext cx="1097280" cy="617220"/>
+                          </a:xfrm>
+                          <a:prstGeom prst="rect"/>
+                        </pic:spPr>
+                      </pic:pic>
+                    </a:graphicData>
+                  </a:graphic>
+                </wp:inline>
+              </w:drawing>
             </w:r>
           </w:p>
         </w:tc>
@@ -624,7 +1430,38 @@
           </w:tcPr>
           <w:p>
             <w:r>
-              <w:t>frame_0232.jpg</w:t>
+              <w:drawing>
+                <wp:inline xmlns:a="http://schemas.openxmlformats.org/drawingml/2006/main" xmlns:pic="http://schemas.openxmlformats.org/drawingml/2006/picture">
+                  <wp:extent cx="1097280" cy="617220"/>
+                  <wp:docPr id="27" name="Picture 27"/>
+                  <wp:cNvGraphicFramePr>
+                    <a:graphicFrameLocks noChangeAspect="1"/>
+                  </wp:cNvGraphicFramePr>
+                  <a:graphic>
+                    <a:graphicData uri="http://schemas.openxmlformats.org/drawingml/2006/picture">
+                      <pic:pic>
+                        <pic:nvPicPr>
+                          <pic:cNvPr id="0" name="frame_0232.jpg"/>
+                          <pic:cNvPicPr/>
+                        </pic:nvPicPr>
+                        <pic:blipFill>
+                          <a:blip r:embed="rId11"/>
+                          <a:stretch>
+                            <a:fillRect/>
+                          </a:stretch>
+                        </pic:blipFill>
+                        <pic:spPr>
+                          <a:xfrm>
+                            <a:off x="0" y="0"/>
+                            <a:ext cx="1097280" cy="617220"/>
+                          </a:xfrm>
+                          <a:prstGeom prst="rect"/>
+                        </pic:spPr>
+                      </pic:pic>
+                    </a:graphicData>
+                  </a:graphic>
+                </wp:inline>
+              </w:drawing>
             </w:r>
           </w:p>
         </w:tc>
@@ -663,7 +1500,38 @@
           </w:tcPr>
           <w:p>
             <w:r>
-              <w:t>frame_0000.jpg</w:t>
+              <w:drawing>
+                <wp:inline xmlns:a="http://schemas.openxmlformats.org/drawingml/2006/main" xmlns:pic="http://schemas.openxmlformats.org/drawingml/2006/picture">
+                  <wp:extent cx="1097280" cy="617220"/>
+                  <wp:docPr id="28" name="Picture 28"/>
+                  <wp:cNvGraphicFramePr>
+                    <a:graphicFrameLocks noChangeAspect="1"/>
+                  </wp:cNvGraphicFramePr>
+                  <a:graphic>
+                    <a:graphicData uri="http://schemas.openxmlformats.org/drawingml/2006/picture">
+                      <pic:pic>
+                        <pic:nvPicPr>
+                          <pic:cNvPr id="0" name="frame_0000.jpg"/>
+                          <pic:cNvPicPr/>
+                        </pic:nvPicPr>
+                        <pic:blipFill>
+                          <a:blip r:embed="rId9"/>
+                          <a:stretch>
+                            <a:fillRect/>
+                          </a:stretch>
+                        </pic:blipFill>
+                        <pic:spPr>
+                          <a:xfrm>
+                            <a:off x="0" y="0"/>
+                            <a:ext cx="1097280" cy="617220"/>
+                          </a:xfrm>
+                          <a:prstGeom prst="rect"/>
+                        </pic:spPr>
+                      </pic:pic>
+                    </a:graphicData>
+                  </a:graphic>
+                </wp:inline>
+              </w:drawing>
             </w:r>
           </w:p>
         </w:tc>
@@ -673,7 +1541,38 @@
           </w:tcPr>
           <w:p>
             <w:r>
-              <w:t>frame_0116.jpg</w:t>
+              <w:drawing>
+                <wp:inline xmlns:a="http://schemas.openxmlformats.org/drawingml/2006/main" xmlns:pic="http://schemas.openxmlformats.org/drawingml/2006/picture">
+                  <wp:extent cx="1097280" cy="617220"/>
+                  <wp:docPr id="29" name="Picture 29"/>
+                  <wp:cNvGraphicFramePr>
+                    <a:graphicFrameLocks noChangeAspect="1"/>
+                  </wp:cNvGraphicFramePr>
+                  <a:graphic>
+                    <a:graphicData uri="http://schemas.openxmlformats.org/drawingml/2006/picture">
+                      <pic:pic>
+                        <pic:nvPicPr>
+                          <pic:cNvPr id="0" name="frame_0116.jpg"/>
+                          <pic:cNvPicPr/>
+                        </pic:nvPicPr>
+                        <pic:blipFill>
+                          <a:blip r:embed="rId10"/>
+                          <a:stretch>
+                            <a:fillRect/>
+                          </a:stretch>
+                        </pic:blipFill>
+                        <pic:spPr>
+                          <a:xfrm>
+                            <a:off x="0" y="0"/>
+                            <a:ext cx="1097280" cy="617220"/>
+                          </a:xfrm>
+                          <a:prstGeom prst="rect"/>
+                        </pic:spPr>
+                      </pic:pic>
+                    </a:graphicData>
+                  </a:graphic>
+                </wp:inline>
+              </w:drawing>
             </w:r>
           </w:p>
         </w:tc>
@@ -683,7 +1582,38 @@
           </w:tcPr>
           <w:p>
             <w:r>
-              <w:t>frame_0232.jpg</w:t>
+              <w:drawing>
+                <wp:inline xmlns:a="http://schemas.openxmlformats.org/drawingml/2006/main" xmlns:pic="http://schemas.openxmlformats.org/drawingml/2006/picture">
+                  <wp:extent cx="1097280" cy="617220"/>
+                  <wp:docPr id="30" name="Picture 30"/>
+                  <wp:cNvGraphicFramePr>
+                    <a:graphicFrameLocks noChangeAspect="1"/>
+                  </wp:cNvGraphicFramePr>
+                  <a:graphic>
+                    <a:graphicData uri="http://schemas.openxmlformats.org/drawingml/2006/picture">
+                      <pic:pic>
+                        <pic:nvPicPr>
+                          <pic:cNvPr id="0" name="frame_0232.jpg"/>
+                          <pic:cNvPicPr/>
+                        </pic:nvPicPr>
+                        <pic:blipFill>
+                          <a:blip r:embed="rId11"/>
+                          <a:stretch>
+                            <a:fillRect/>
+                          </a:stretch>
+                        </pic:blipFill>
+                        <pic:spPr>
+                          <a:xfrm>
+                            <a:off x="0" y="0"/>
+                            <a:ext cx="1097280" cy="617220"/>
+                          </a:xfrm>
+                          <a:prstGeom prst="rect"/>
+                        </pic:spPr>
+                      </pic:pic>
+                    </a:graphicData>
+                  </a:graphic>
+                </wp:inline>
+              </w:drawing>
             </w:r>
           </w:p>
         </w:tc>
@@ -722,7 +1652,38 @@
           </w:tcPr>
           <w:p>
             <w:r>
-              <w:t>frame_0000.jpg</w:t>
+              <w:drawing>
+                <wp:inline xmlns:a="http://schemas.openxmlformats.org/drawingml/2006/main" xmlns:pic="http://schemas.openxmlformats.org/drawingml/2006/picture">
+                  <wp:extent cx="1097280" cy="617220"/>
+                  <wp:docPr id="31" name="Picture 31"/>
+                  <wp:cNvGraphicFramePr>
+                    <a:graphicFrameLocks noChangeAspect="1"/>
+                  </wp:cNvGraphicFramePr>
+                  <a:graphic>
+                    <a:graphicData uri="http://schemas.openxmlformats.org/drawingml/2006/picture">
+                      <pic:pic>
+                        <pic:nvPicPr>
+                          <pic:cNvPr id="0" name="frame_0000.jpg"/>
+                          <pic:cNvPicPr/>
+                        </pic:nvPicPr>
+                        <pic:blipFill>
+                          <a:blip r:embed="rId9"/>
+                          <a:stretch>
+                            <a:fillRect/>
+                          </a:stretch>
+                        </pic:blipFill>
+                        <pic:spPr>
+                          <a:xfrm>
+                            <a:off x="0" y="0"/>
+                            <a:ext cx="1097280" cy="617220"/>
+                          </a:xfrm>
+                          <a:prstGeom prst="rect"/>
+                        </pic:spPr>
+                      </pic:pic>
+                    </a:graphicData>
+                  </a:graphic>
+                </wp:inline>
+              </w:drawing>
             </w:r>
           </w:p>
         </w:tc>
@@ -732,7 +1693,38 @@
           </w:tcPr>
           <w:p>
             <w:r>
-              <w:t>frame_0116.jpg</w:t>
+              <w:drawing>
+                <wp:inline xmlns:a="http://schemas.openxmlformats.org/drawingml/2006/main" xmlns:pic="http://schemas.openxmlformats.org/drawingml/2006/picture">
+                  <wp:extent cx="1097280" cy="617220"/>
+                  <wp:docPr id="32" name="Picture 32"/>
+                  <wp:cNvGraphicFramePr>
+                    <a:graphicFrameLocks noChangeAspect="1"/>
+                  </wp:cNvGraphicFramePr>
+                  <a:graphic>
+                    <a:graphicData uri="http://schemas.openxmlformats.org/drawingml/2006/picture">
+                      <pic:pic>
+                        <pic:nvPicPr>
+                          <pic:cNvPr id="0" name="frame_0116.jpg"/>
+                          <pic:cNvPicPr/>
+                        </pic:nvPicPr>
+                        <pic:blipFill>
+                          <a:blip r:embed="rId10"/>
+                          <a:stretch>
+                            <a:fillRect/>
+                          </a:stretch>
+                        </pic:blipFill>
+                        <pic:spPr>
+                          <a:xfrm>
+                            <a:off x="0" y="0"/>
+                            <a:ext cx="1097280" cy="617220"/>
+                          </a:xfrm>
+                          <a:prstGeom prst="rect"/>
+                        </pic:spPr>
+                      </pic:pic>
+                    </a:graphicData>
+                  </a:graphic>
+                </wp:inline>
+              </w:drawing>
             </w:r>
           </w:p>
         </w:tc>
@@ -742,7 +1734,38 @@
           </w:tcPr>
           <w:p>
             <w:r>
-              <w:t>frame_0232.jpg</w:t>
+              <w:drawing>
+                <wp:inline xmlns:a="http://schemas.openxmlformats.org/drawingml/2006/main" xmlns:pic="http://schemas.openxmlformats.org/drawingml/2006/picture">
+                  <wp:extent cx="1097280" cy="617220"/>
+                  <wp:docPr id="33" name="Picture 33"/>
+                  <wp:cNvGraphicFramePr>
+                    <a:graphicFrameLocks noChangeAspect="1"/>
+                  </wp:cNvGraphicFramePr>
+                  <a:graphic>
+                    <a:graphicData uri="http://schemas.openxmlformats.org/drawingml/2006/picture">
+                      <pic:pic>
+                        <pic:nvPicPr>
+                          <pic:cNvPr id="0" name="frame_0232.jpg"/>
+                          <pic:cNvPicPr/>
+                        </pic:nvPicPr>
+                        <pic:blipFill>
+                          <a:blip r:embed="rId11"/>
+                          <a:stretch>
+                            <a:fillRect/>
+                          </a:stretch>
+                        </pic:blipFill>
+                        <pic:spPr>
+                          <a:xfrm>
+                            <a:off x="0" y="0"/>
+                            <a:ext cx="1097280" cy="617220"/>
+                          </a:xfrm>
+                          <a:prstGeom prst="rect"/>
+                        </pic:spPr>
+                      </pic:pic>
+                    </a:graphicData>
+                  </a:graphic>
+                </wp:inline>
+              </w:drawing>
             </w:r>
           </w:p>
         </w:tc>
@@ -781,7 +1804,38 @@
           </w:tcPr>
           <w:p>
             <w:r>
-              <w:t>frame_0000.jpg</w:t>
+              <w:drawing>
+                <wp:inline xmlns:a="http://schemas.openxmlformats.org/drawingml/2006/main" xmlns:pic="http://schemas.openxmlformats.org/drawingml/2006/picture">
+                  <wp:extent cx="1097280" cy="617220"/>
+                  <wp:docPr id="34" name="Picture 34"/>
+                  <wp:cNvGraphicFramePr>
+                    <a:graphicFrameLocks noChangeAspect="1"/>
+                  </wp:cNvGraphicFramePr>
+                  <a:graphic>
+                    <a:graphicData uri="http://schemas.openxmlformats.org/drawingml/2006/picture">
+                      <pic:pic>
+                        <pic:nvPicPr>
+                          <pic:cNvPr id="0" name="frame_0000.jpg"/>
+                          <pic:cNvPicPr/>
+                        </pic:nvPicPr>
+                        <pic:blipFill>
+                          <a:blip r:embed="rId9"/>
+                          <a:stretch>
+                            <a:fillRect/>
+                          </a:stretch>
+                        </pic:blipFill>
+                        <pic:spPr>
+                          <a:xfrm>
+                            <a:off x="0" y="0"/>
+                            <a:ext cx="1097280" cy="617220"/>
+                          </a:xfrm>
+                          <a:prstGeom prst="rect"/>
+                        </pic:spPr>
+                      </pic:pic>
+                    </a:graphicData>
+                  </a:graphic>
+                </wp:inline>
+              </w:drawing>
             </w:r>
           </w:p>
         </w:tc>
@@ -791,7 +1845,38 @@
           </w:tcPr>
           <w:p>
             <w:r>
-              <w:t>frame_0116.jpg</w:t>
+              <w:drawing>
+                <wp:inline xmlns:a="http://schemas.openxmlformats.org/drawingml/2006/main" xmlns:pic="http://schemas.openxmlformats.org/drawingml/2006/picture">
+                  <wp:extent cx="1097280" cy="617220"/>
+                  <wp:docPr id="35" name="Picture 35"/>
+                  <wp:cNvGraphicFramePr>
+                    <a:graphicFrameLocks noChangeAspect="1"/>
+                  </wp:cNvGraphicFramePr>
+                  <a:graphic>
+                    <a:graphicData uri="http://schemas.openxmlformats.org/drawingml/2006/picture">
+                      <pic:pic>
+                        <pic:nvPicPr>
+                          <pic:cNvPr id="0" name="frame_0116.jpg"/>
+                          <pic:cNvPicPr/>
+                        </pic:nvPicPr>
+                        <pic:blipFill>
+                          <a:blip r:embed="rId10"/>
+                          <a:stretch>
+                            <a:fillRect/>
+                          </a:stretch>
+                        </pic:blipFill>
+                        <pic:spPr>
+                          <a:xfrm>
+                            <a:off x="0" y="0"/>
+                            <a:ext cx="1097280" cy="617220"/>
+                          </a:xfrm>
+                          <a:prstGeom prst="rect"/>
+                        </pic:spPr>
+                      </pic:pic>
+                    </a:graphicData>
+                  </a:graphic>
+                </wp:inline>
+              </w:drawing>
             </w:r>
           </w:p>
         </w:tc>
@@ -801,7 +1886,38 @@
           </w:tcPr>
           <w:p>
             <w:r>
-              <w:t>frame_0232.jpg</w:t>
+              <w:drawing>
+                <wp:inline xmlns:a="http://schemas.openxmlformats.org/drawingml/2006/main" xmlns:pic="http://schemas.openxmlformats.org/drawingml/2006/picture">
+                  <wp:extent cx="1097280" cy="617220"/>
+                  <wp:docPr id="36" name="Picture 36"/>
+                  <wp:cNvGraphicFramePr>
+                    <a:graphicFrameLocks noChangeAspect="1"/>
+                  </wp:cNvGraphicFramePr>
+                  <a:graphic>
+                    <a:graphicData uri="http://schemas.openxmlformats.org/drawingml/2006/picture">
+                      <pic:pic>
+                        <pic:nvPicPr>
+                          <pic:cNvPr id="0" name="frame_0232.jpg"/>
+                          <pic:cNvPicPr/>
+                        </pic:nvPicPr>
+                        <pic:blipFill>
+                          <a:blip r:embed="rId11"/>
+                          <a:stretch>
+                            <a:fillRect/>
+                          </a:stretch>
+                        </pic:blipFill>
+                        <pic:spPr>
+                          <a:xfrm>
+                            <a:off x="0" y="0"/>
+                            <a:ext cx="1097280" cy="617220"/>
+                          </a:xfrm>
+                          <a:prstGeom prst="rect"/>
+                        </pic:spPr>
+                      </pic:pic>
+                    </a:graphicData>
+                  </a:graphic>
+                </wp:inline>
+              </w:drawing>
             </w:r>
           </w:p>
         </w:tc>
@@ -840,7 +1956,38 @@
           </w:tcPr>
           <w:p>
             <w:r>
-              <w:t>frame_0000.jpg</w:t>
+              <w:drawing>
+                <wp:inline xmlns:a="http://schemas.openxmlformats.org/drawingml/2006/main" xmlns:pic="http://schemas.openxmlformats.org/drawingml/2006/picture">
+                  <wp:extent cx="1097280" cy="617220"/>
+                  <wp:docPr id="37" name="Picture 37"/>
+                  <wp:cNvGraphicFramePr>
+                    <a:graphicFrameLocks noChangeAspect="1"/>
+                  </wp:cNvGraphicFramePr>
+                  <a:graphic>
+                    <a:graphicData uri="http://schemas.openxmlformats.org/drawingml/2006/picture">
+                      <pic:pic>
+                        <pic:nvPicPr>
+                          <pic:cNvPr id="0" name="frame_0000.jpg"/>
+                          <pic:cNvPicPr/>
+                        </pic:nvPicPr>
+                        <pic:blipFill>
+                          <a:blip r:embed="rId9"/>
+                          <a:stretch>
+                            <a:fillRect/>
+                          </a:stretch>
+                        </pic:blipFill>
+                        <pic:spPr>
+                          <a:xfrm>
+                            <a:off x="0" y="0"/>
+                            <a:ext cx="1097280" cy="617220"/>
+                          </a:xfrm>
+                          <a:prstGeom prst="rect"/>
+                        </pic:spPr>
+                      </pic:pic>
+                    </a:graphicData>
+                  </a:graphic>
+                </wp:inline>
+              </w:drawing>
             </w:r>
           </w:p>
         </w:tc>
@@ -850,7 +1997,38 @@
           </w:tcPr>
           <w:p>
             <w:r>
-              <w:t>frame_0116.jpg</w:t>
+              <w:drawing>
+                <wp:inline xmlns:a="http://schemas.openxmlformats.org/drawingml/2006/main" xmlns:pic="http://schemas.openxmlformats.org/drawingml/2006/picture">
+                  <wp:extent cx="1097280" cy="617220"/>
+                  <wp:docPr id="38" name="Picture 38"/>
+                  <wp:cNvGraphicFramePr>
+                    <a:graphicFrameLocks noChangeAspect="1"/>
+                  </wp:cNvGraphicFramePr>
+                  <a:graphic>
+                    <a:graphicData uri="http://schemas.openxmlformats.org/drawingml/2006/picture">
+                      <pic:pic>
+                        <pic:nvPicPr>
+                          <pic:cNvPr id="0" name="frame_0116.jpg"/>
+                          <pic:cNvPicPr/>
+                        </pic:nvPicPr>
+                        <pic:blipFill>
+                          <a:blip r:embed="rId10"/>
+                          <a:stretch>
+                            <a:fillRect/>
+                          </a:stretch>
+                        </pic:blipFill>
+                        <pic:spPr>
+                          <a:xfrm>
+                            <a:off x="0" y="0"/>
+                            <a:ext cx="1097280" cy="617220"/>
+                          </a:xfrm>
+                          <a:prstGeom prst="rect"/>
+                        </pic:spPr>
+                      </pic:pic>
+                    </a:graphicData>
+                  </a:graphic>
+                </wp:inline>
+              </w:drawing>
             </w:r>
           </w:p>
         </w:tc>
@@ -860,7 +2038,38 @@
           </w:tcPr>
           <w:p>
             <w:r>
-              <w:t>frame_0232.jpg</w:t>
+              <w:drawing>
+                <wp:inline xmlns:a="http://schemas.openxmlformats.org/drawingml/2006/main" xmlns:pic="http://schemas.openxmlformats.org/drawingml/2006/picture">
+                  <wp:extent cx="1097280" cy="617220"/>
+                  <wp:docPr id="39" name="Picture 39"/>
+                  <wp:cNvGraphicFramePr>
+                    <a:graphicFrameLocks noChangeAspect="1"/>
+                  </wp:cNvGraphicFramePr>
+                  <a:graphic>
+                    <a:graphicData uri="http://schemas.openxmlformats.org/drawingml/2006/picture">
+                      <pic:pic>
+                        <pic:nvPicPr>
+                          <pic:cNvPr id="0" name="frame_0232.jpg"/>
+                          <pic:cNvPicPr/>
+                        </pic:nvPicPr>
+                        <pic:blipFill>
+                          <a:blip r:embed="rId11"/>
+                          <a:stretch>
+                            <a:fillRect/>
+                          </a:stretch>
+                        </pic:blipFill>
+                        <pic:spPr>
+                          <a:xfrm>
+                            <a:off x="0" y="0"/>
+                            <a:ext cx="1097280" cy="617220"/>
+                          </a:xfrm>
+                          <a:prstGeom prst="rect"/>
+                        </pic:spPr>
+                      </pic:pic>
+                    </a:graphicData>
+                  </a:graphic>
+                </wp:inline>
+              </w:drawing>
             </w:r>
           </w:p>
         </w:tc>
@@ -899,7 +2108,38 @@
           </w:tcPr>
           <w:p>
             <w:r>
-              <w:t>frame_0000.jpg</w:t>
+              <w:drawing>
+                <wp:inline xmlns:a="http://schemas.openxmlformats.org/drawingml/2006/main" xmlns:pic="http://schemas.openxmlformats.org/drawingml/2006/picture">
+                  <wp:extent cx="1097280" cy="617220"/>
+                  <wp:docPr id="40" name="Picture 40"/>
+                  <wp:cNvGraphicFramePr>
+                    <a:graphicFrameLocks noChangeAspect="1"/>
+                  </wp:cNvGraphicFramePr>
+                  <a:graphic>
+                    <a:graphicData uri="http://schemas.openxmlformats.org/drawingml/2006/picture">
+                      <pic:pic>
+                        <pic:nvPicPr>
+                          <pic:cNvPr id="0" name="frame_0000.jpg"/>
+                          <pic:cNvPicPr/>
+                        </pic:nvPicPr>
+                        <pic:blipFill>
+                          <a:blip r:embed="rId9"/>
+                          <a:stretch>
+                            <a:fillRect/>
+                          </a:stretch>
+                        </pic:blipFill>
+                        <pic:spPr>
+                          <a:xfrm>
+                            <a:off x="0" y="0"/>
+                            <a:ext cx="1097280" cy="617220"/>
+                          </a:xfrm>
+                          <a:prstGeom prst="rect"/>
+                        </pic:spPr>
+                      </pic:pic>
+                    </a:graphicData>
+                  </a:graphic>
+                </wp:inline>
+              </w:drawing>
             </w:r>
           </w:p>
         </w:tc>
@@ -909,7 +2149,38 @@
           </w:tcPr>
           <w:p>
             <w:r>
-              <w:t>frame_0116.jpg</w:t>
+              <w:drawing>
+                <wp:inline xmlns:a="http://schemas.openxmlformats.org/drawingml/2006/main" xmlns:pic="http://schemas.openxmlformats.org/drawingml/2006/picture">
+                  <wp:extent cx="1097280" cy="617220"/>
+                  <wp:docPr id="41" name="Picture 41"/>
+                  <wp:cNvGraphicFramePr>
+                    <a:graphicFrameLocks noChangeAspect="1"/>
+                  </wp:cNvGraphicFramePr>
+                  <a:graphic>
+                    <a:graphicData uri="http://schemas.openxmlformats.org/drawingml/2006/picture">
+                      <pic:pic>
+                        <pic:nvPicPr>
+                          <pic:cNvPr id="0" name="frame_0116.jpg"/>
+                          <pic:cNvPicPr/>
+                        </pic:nvPicPr>
+                        <pic:blipFill>
+                          <a:blip r:embed="rId10"/>
+                          <a:stretch>
+                            <a:fillRect/>
+                          </a:stretch>
+                        </pic:blipFill>
+                        <pic:spPr>
+                          <a:xfrm>
+                            <a:off x="0" y="0"/>
+                            <a:ext cx="1097280" cy="617220"/>
+                          </a:xfrm>
+                          <a:prstGeom prst="rect"/>
+                        </pic:spPr>
+                      </pic:pic>
+                    </a:graphicData>
+                  </a:graphic>
+                </wp:inline>
+              </w:drawing>
             </w:r>
           </w:p>
         </w:tc>
@@ -919,7 +2190,38 @@
           </w:tcPr>
           <w:p>
             <w:r>
-              <w:t>frame_0232.jpg</w:t>
+              <w:drawing>
+                <wp:inline xmlns:a="http://schemas.openxmlformats.org/drawingml/2006/main" xmlns:pic="http://schemas.openxmlformats.org/drawingml/2006/picture">
+                  <wp:extent cx="1097280" cy="617220"/>
+                  <wp:docPr id="42" name="Picture 42"/>
+                  <wp:cNvGraphicFramePr>
+                    <a:graphicFrameLocks noChangeAspect="1"/>
+                  </wp:cNvGraphicFramePr>
+                  <a:graphic>
+                    <a:graphicData uri="http://schemas.openxmlformats.org/drawingml/2006/picture">
+                      <pic:pic>
+                        <pic:nvPicPr>
+                          <pic:cNvPr id="0" name="frame_0232.jpg"/>
+                          <pic:cNvPicPr/>
+                        </pic:nvPicPr>
+                        <pic:blipFill>
+                          <a:blip r:embed="rId11"/>
+                          <a:stretch>
+                            <a:fillRect/>
+                          </a:stretch>
+                        </pic:blipFill>
+                        <pic:spPr>
+                          <a:xfrm>
+                            <a:off x="0" y="0"/>
+                            <a:ext cx="1097280" cy="617220"/>
+                          </a:xfrm>
+                          <a:prstGeom prst="rect"/>
+                        </pic:spPr>
+                      </pic:pic>
+                    </a:graphicData>
+                  </a:graphic>
+                </wp:inline>
+              </w:drawing>
             </w:r>
           </w:p>
         </w:tc>
@@ -973,7 +2275,38 @@
           </w:tcPr>
           <w:p>
             <w:r>
-              <w:t>frame_0000.jpg</w:t>
+              <w:drawing>
+                <wp:inline xmlns:a="http://schemas.openxmlformats.org/drawingml/2006/main" xmlns:pic="http://schemas.openxmlformats.org/drawingml/2006/picture">
+                  <wp:extent cx="1097280" cy="617220"/>
+                  <wp:docPr id="43" name="Picture 43"/>
+                  <wp:cNvGraphicFramePr>
+                    <a:graphicFrameLocks noChangeAspect="1"/>
+                  </wp:cNvGraphicFramePr>
+                  <a:graphic>
+                    <a:graphicData uri="http://schemas.openxmlformats.org/drawingml/2006/picture">
+                      <pic:pic>
+                        <pic:nvPicPr>
+                          <pic:cNvPr id="0" name="frame_0000.jpg"/>
+                          <pic:cNvPicPr/>
+                        </pic:nvPicPr>
+                        <pic:blipFill>
+                          <a:blip r:embed="rId9"/>
+                          <a:stretch>
+                            <a:fillRect/>
+                          </a:stretch>
+                        </pic:blipFill>
+                        <pic:spPr>
+                          <a:xfrm>
+                            <a:off x="0" y="0"/>
+                            <a:ext cx="1097280" cy="617220"/>
+                          </a:xfrm>
+                          <a:prstGeom prst="rect"/>
+                        </pic:spPr>
+                      </pic:pic>
+                    </a:graphicData>
+                  </a:graphic>
+                </wp:inline>
+              </w:drawing>
             </w:r>
           </w:p>
         </w:tc>
@@ -983,7 +2316,38 @@
           </w:tcPr>
           <w:p>
             <w:r>
-              <w:t>frame_0116.jpg</w:t>
+              <w:drawing>
+                <wp:inline xmlns:a="http://schemas.openxmlformats.org/drawingml/2006/main" xmlns:pic="http://schemas.openxmlformats.org/drawingml/2006/picture">
+                  <wp:extent cx="1097280" cy="617220"/>
+                  <wp:docPr id="44" name="Picture 44"/>
+                  <wp:cNvGraphicFramePr>
+                    <a:graphicFrameLocks noChangeAspect="1"/>
+                  </wp:cNvGraphicFramePr>
+                  <a:graphic>
+                    <a:graphicData uri="http://schemas.openxmlformats.org/drawingml/2006/picture">
+                      <pic:pic>
+                        <pic:nvPicPr>
+                          <pic:cNvPr id="0" name="frame_0116.jpg"/>
+                          <pic:cNvPicPr/>
+                        </pic:nvPicPr>
+                        <pic:blipFill>
+                          <a:blip r:embed="rId10"/>
+                          <a:stretch>
+                            <a:fillRect/>
+                          </a:stretch>
+                        </pic:blipFill>
+                        <pic:spPr>
+                          <a:xfrm>
+                            <a:off x="0" y="0"/>
+                            <a:ext cx="1097280" cy="617220"/>
+                          </a:xfrm>
+                          <a:prstGeom prst="rect"/>
+                        </pic:spPr>
+                      </pic:pic>
+                    </a:graphicData>
+                  </a:graphic>
+                </wp:inline>
+              </w:drawing>
             </w:r>
           </w:p>
         </w:tc>
@@ -993,7 +2357,38 @@
           </w:tcPr>
           <w:p>
             <w:r>
-              <w:t>frame_0232.jpg</w:t>
+              <w:drawing>
+                <wp:inline xmlns:a="http://schemas.openxmlformats.org/drawingml/2006/main" xmlns:pic="http://schemas.openxmlformats.org/drawingml/2006/picture">
+                  <wp:extent cx="1097280" cy="617220"/>
+                  <wp:docPr id="45" name="Picture 45"/>
+                  <wp:cNvGraphicFramePr>
+                    <a:graphicFrameLocks noChangeAspect="1"/>
+                  </wp:cNvGraphicFramePr>
+                  <a:graphic>
+                    <a:graphicData uri="http://schemas.openxmlformats.org/drawingml/2006/picture">
+                      <pic:pic>
+                        <pic:nvPicPr>
+                          <pic:cNvPr id="0" name="frame_0232.jpg"/>
+                          <pic:cNvPicPr/>
+                        </pic:nvPicPr>
+                        <pic:blipFill>
+                          <a:blip r:embed="rId11"/>
+                          <a:stretch>
+                            <a:fillRect/>
+                          </a:stretch>
+                        </pic:blipFill>
+                        <pic:spPr>
+                          <a:xfrm>
+                            <a:off x="0" y="0"/>
+                            <a:ext cx="1097280" cy="617220"/>
+                          </a:xfrm>
+                          <a:prstGeom prst="rect"/>
+                        </pic:spPr>
+                      </pic:pic>
+                    </a:graphicData>
+                  </a:graphic>
+                </wp:inline>
+              </w:drawing>
             </w:r>
           </w:p>
         </w:tc>
@@ -1032,7 +2427,38 @@
           </w:tcPr>
           <w:p>
             <w:r>
-              <w:t>frame_0000.jpg</w:t>
+              <w:drawing>
+                <wp:inline xmlns:a="http://schemas.openxmlformats.org/drawingml/2006/main" xmlns:pic="http://schemas.openxmlformats.org/drawingml/2006/picture">
+                  <wp:extent cx="1097280" cy="617220"/>
+                  <wp:docPr id="46" name="Picture 46"/>
+                  <wp:cNvGraphicFramePr>
+                    <a:graphicFrameLocks noChangeAspect="1"/>
+                  </wp:cNvGraphicFramePr>
+                  <a:graphic>
+                    <a:graphicData uri="http://schemas.openxmlformats.org/drawingml/2006/picture">
+                      <pic:pic>
+                        <pic:nvPicPr>
+                          <pic:cNvPr id="0" name="frame_0000.jpg"/>
+                          <pic:cNvPicPr/>
+                        </pic:nvPicPr>
+                        <pic:blipFill>
+                          <a:blip r:embed="rId9"/>
+                          <a:stretch>
+                            <a:fillRect/>
+                          </a:stretch>
+                        </pic:blipFill>
+                        <pic:spPr>
+                          <a:xfrm>
+                            <a:off x="0" y="0"/>
+                            <a:ext cx="1097280" cy="617220"/>
+                          </a:xfrm>
+                          <a:prstGeom prst="rect"/>
+                        </pic:spPr>
+                      </pic:pic>
+                    </a:graphicData>
+                  </a:graphic>
+                </wp:inline>
+              </w:drawing>
             </w:r>
           </w:p>
         </w:tc>
@@ -1042,7 +2468,38 @@
           </w:tcPr>
           <w:p>
             <w:r>
-              <w:t>frame_0116.jpg</w:t>
+              <w:drawing>
+                <wp:inline xmlns:a="http://schemas.openxmlformats.org/drawingml/2006/main" xmlns:pic="http://schemas.openxmlformats.org/drawingml/2006/picture">
+                  <wp:extent cx="1097280" cy="617220"/>
+                  <wp:docPr id="47" name="Picture 47"/>
+                  <wp:cNvGraphicFramePr>
+                    <a:graphicFrameLocks noChangeAspect="1"/>
+                  </wp:cNvGraphicFramePr>
+                  <a:graphic>
+                    <a:graphicData uri="http://schemas.openxmlformats.org/drawingml/2006/picture">
+                      <pic:pic>
+                        <pic:nvPicPr>
+                          <pic:cNvPr id="0" name="frame_0116.jpg"/>
+                          <pic:cNvPicPr/>
+                        </pic:nvPicPr>
+                        <pic:blipFill>
+                          <a:blip r:embed="rId10"/>
+                          <a:stretch>
+                            <a:fillRect/>
+                          </a:stretch>
+                        </pic:blipFill>
+                        <pic:spPr>
+                          <a:xfrm>
+                            <a:off x="0" y="0"/>
+                            <a:ext cx="1097280" cy="617220"/>
+                          </a:xfrm>
+                          <a:prstGeom prst="rect"/>
+                        </pic:spPr>
+                      </pic:pic>
+                    </a:graphicData>
+                  </a:graphic>
+                </wp:inline>
+              </w:drawing>
             </w:r>
           </w:p>
         </w:tc>
@@ -1052,7 +2509,38 @@
           </w:tcPr>
           <w:p>
             <w:r>
-              <w:t>frame_0232.jpg</w:t>
+              <w:drawing>
+                <wp:inline xmlns:a="http://schemas.openxmlformats.org/drawingml/2006/main" xmlns:pic="http://schemas.openxmlformats.org/drawingml/2006/picture">
+                  <wp:extent cx="1097280" cy="617220"/>
+                  <wp:docPr id="48" name="Picture 48"/>
+                  <wp:cNvGraphicFramePr>
+                    <a:graphicFrameLocks noChangeAspect="1"/>
+                  </wp:cNvGraphicFramePr>
+                  <a:graphic>
+                    <a:graphicData uri="http://schemas.openxmlformats.org/drawingml/2006/picture">
+                      <pic:pic>
+                        <pic:nvPicPr>
+                          <pic:cNvPr id="0" name="frame_0232.jpg"/>
+                          <pic:cNvPicPr/>
+                        </pic:nvPicPr>
+                        <pic:blipFill>
+                          <a:blip r:embed="rId11"/>
+                          <a:stretch>
+                            <a:fillRect/>
+                          </a:stretch>
+                        </pic:blipFill>
+                        <pic:spPr>
+                          <a:xfrm>
+                            <a:off x="0" y="0"/>
+                            <a:ext cx="1097280" cy="617220"/>
+                          </a:xfrm>
+                          <a:prstGeom prst="rect"/>
+                        </pic:spPr>
+                      </pic:pic>
+                    </a:graphicData>
+                  </a:graphic>
+                </wp:inline>
+              </w:drawing>
             </w:r>
           </w:p>
         </w:tc>
@@ -1091,7 +2579,38 @@
           </w:tcPr>
           <w:p>
             <w:r>
-              <w:t>frame_0000.jpg</w:t>
+              <w:drawing>
+                <wp:inline xmlns:a="http://schemas.openxmlformats.org/drawingml/2006/main" xmlns:pic="http://schemas.openxmlformats.org/drawingml/2006/picture">
+                  <wp:extent cx="1097280" cy="617220"/>
+                  <wp:docPr id="49" name="Picture 49"/>
+                  <wp:cNvGraphicFramePr>
+                    <a:graphicFrameLocks noChangeAspect="1"/>
+                  </wp:cNvGraphicFramePr>
+                  <a:graphic>
+                    <a:graphicData uri="http://schemas.openxmlformats.org/drawingml/2006/picture">
+                      <pic:pic>
+                        <pic:nvPicPr>
+                          <pic:cNvPr id="0" name="frame_0000.jpg"/>
+                          <pic:cNvPicPr/>
+                        </pic:nvPicPr>
+                        <pic:blipFill>
+                          <a:blip r:embed="rId9"/>
+                          <a:stretch>
+                            <a:fillRect/>
+                          </a:stretch>
+                        </pic:blipFill>
+                        <pic:spPr>
+                          <a:xfrm>
+                            <a:off x="0" y="0"/>
+                            <a:ext cx="1097280" cy="617220"/>
+                          </a:xfrm>
+                          <a:prstGeom prst="rect"/>
+                        </pic:spPr>
+                      </pic:pic>
+                    </a:graphicData>
+                  </a:graphic>
+                </wp:inline>
+              </w:drawing>
             </w:r>
           </w:p>
         </w:tc>
@@ -1101,7 +2620,38 @@
           </w:tcPr>
           <w:p>
             <w:r>
-              <w:t>frame_0116.jpg</w:t>
+              <w:drawing>
+                <wp:inline xmlns:a="http://schemas.openxmlformats.org/drawingml/2006/main" xmlns:pic="http://schemas.openxmlformats.org/drawingml/2006/picture">
+                  <wp:extent cx="1097280" cy="617220"/>
+                  <wp:docPr id="50" name="Picture 50"/>
+                  <wp:cNvGraphicFramePr>
+                    <a:graphicFrameLocks noChangeAspect="1"/>
+                  </wp:cNvGraphicFramePr>
+                  <a:graphic>
+                    <a:graphicData uri="http://schemas.openxmlformats.org/drawingml/2006/picture">
+                      <pic:pic>
+                        <pic:nvPicPr>
+                          <pic:cNvPr id="0" name="frame_0116.jpg"/>
+                          <pic:cNvPicPr/>
+                        </pic:nvPicPr>
+                        <pic:blipFill>
+                          <a:blip r:embed="rId10"/>
+                          <a:stretch>
+                            <a:fillRect/>
+                          </a:stretch>
+                        </pic:blipFill>
+                        <pic:spPr>
+                          <a:xfrm>
+                            <a:off x="0" y="0"/>
+                            <a:ext cx="1097280" cy="617220"/>
+                          </a:xfrm>
+                          <a:prstGeom prst="rect"/>
+                        </pic:spPr>
+                      </pic:pic>
+                    </a:graphicData>
+                  </a:graphic>
+                </wp:inline>
+              </w:drawing>
             </w:r>
           </w:p>
         </w:tc>
@@ -1111,7 +2661,38 @@
           </w:tcPr>
           <w:p>
             <w:r>
-              <w:t>frame_0232.jpg</w:t>
+              <w:drawing>
+                <wp:inline xmlns:a="http://schemas.openxmlformats.org/drawingml/2006/main" xmlns:pic="http://schemas.openxmlformats.org/drawingml/2006/picture">
+                  <wp:extent cx="1097280" cy="617220"/>
+                  <wp:docPr id="51" name="Picture 51"/>
+                  <wp:cNvGraphicFramePr>
+                    <a:graphicFrameLocks noChangeAspect="1"/>
+                  </wp:cNvGraphicFramePr>
+                  <a:graphic>
+                    <a:graphicData uri="http://schemas.openxmlformats.org/drawingml/2006/picture">
+                      <pic:pic>
+                        <pic:nvPicPr>
+                          <pic:cNvPr id="0" name="frame_0232.jpg"/>
+                          <pic:cNvPicPr/>
+                        </pic:nvPicPr>
+                        <pic:blipFill>
+                          <a:blip r:embed="rId11"/>
+                          <a:stretch>
+                            <a:fillRect/>
+                          </a:stretch>
+                        </pic:blipFill>
+                        <pic:spPr>
+                          <a:xfrm>
+                            <a:off x="0" y="0"/>
+                            <a:ext cx="1097280" cy="617220"/>
+                          </a:xfrm>
+                          <a:prstGeom prst="rect"/>
+                        </pic:spPr>
+                      </pic:pic>
+                    </a:graphicData>
+                  </a:graphic>
+                </wp:inline>
+              </w:drawing>
             </w:r>
           </w:p>
         </w:tc>
@@ -1150,7 +2731,38 @@
           </w:tcPr>
           <w:p>
             <w:r>
-              <w:t>frame_0000.jpg</w:t>
+              <w:drawing>
+                <wp:inline xmlns:a="http://schemas.openxmlformats.org/drawingml/2006/main" xmlns:pic="http://schemas.openxmlformats.org/drawingml/2006/picture">
+                  <wp:extent cx="1097280" cy="617220"/>
+                  <wp:docPr id="52" name="Picture 52"/>
+                  <wp:cNvGraphicFramePr>
+                    <a:graphicFrameLocks noChangeAspect="1"/>
+                  </wp:cNvGraphicFramePr>
+                  <a:graphic>
+                    <a:graphicData uri="http://schemas.openxmlformats.org/drawingml/2006/picture">
+                      <pic:pic>
+                        <pic:nvPicPr>
+                          <pic:cNvPr id="0" name="frame_0000.jpg"/>
+                          <pic:cNvPicPr/>
+                        </pic:nvPicPr>
+                        <pic:blipFill>
+                          <a:blip r:embed="rId9"/>
+                          <a:stretch>
+                            <a:fillRect/>
+                          </a:stretch>
+                        </pic:blipFill>
+                        <pic:spPr>
+                          <a:xfrm>
+                            <a:off x="0" y="0"/>
+                            <a:ext cx="1097280" cy="617220"/>
+                          </a:xfrm>
+                          <a:prstGeom prst="rect"/>
+                        </pic:spPr>
+                      </pic:pic>
+                    </a:graphicData>
+                  </a:graphic>
+                </wp:inline>
+              </w:drawing>
             </w:r>
           </w:p>
         </w:tc>
@@ -1160,7 +2772,38 @@
           </w:tcPr>
           <w:p>
             <w:r>
-              <w:t>frame_0116.jpg</w:t>
+              <w:drawing>
+                <wp:inline xmlns:a="http://schemas.openxmlformats.org/drawingml/2006/main" xmlns:pic="http://schemas.openxmlformats.org/drawingml/2006/picture">
+                  <wp:extent cx="1097280" cy="617220"/>
+                  <wp:docPr id="53" name="Picture 53"/>
+                  <wp:cNvGraphicFramePr>
+                    <a:graphicFrameLocks noChangeAspect="1"/>
+                  </wp:cNvGraphicFramePr>
+                  <a:graphic>
+                    <a:graphicData uri="http://schemas.openxmlformats.org/drawingml/2006/picture">
+                      <pic:pic>
+                        <pic:nvPicPr>
+                          <pic:cNvPr id="0" name="frame_0116.jpg"/>
+                          <pic:cNvPicPr/>
+                        </pic:nvPicPr>
+                        <pic:blipFill>
+                          <a:blip r:embed="rId10"/>
+                          <a:stretch>
+                            <a:fillRect/>
+                          </a:stretch>
+                        </pic:blipFill>
+                        <pic:spPr>
+                          <a:xfrm>
+                            <a:off x="0" y="0"/>
+                            <a:ext cx="1097280" cy="617220"/>
+                          </a:xfrm>
+                          <a:prstGeom prst="rect"/>
+                        </pic:spPr>
+                      </pic:pic>
+                    </a:graphicData>
+                  </a:graphic>
+                </wp:inline>
+              </w:drawing>
             </w:r>
           </w:p>
         </w:tc>
@@ -1170,7 +2813,38 @@
           </w:tcPr>
           <w:p>
             <w:r>
-              <w:t>frame_0232.jpg</w:t>
+              <w:drawing>
+                <wp:inline xmlns:a="http://schemas.openxmlformats.org/drawingml/2006/main" xmlns:pic="http://schemas.openxmlformats.org/drawingml/2006/picture">
+                  <wp:extent cx="1097280" cy="617220"/>
+                  <wp:docPr id="54" name="Picture 54"/>
+                  <wp:cNvGraphicFramePr>
+                    <a:graphicFrameLocks noChangeAspect="1"/>
+                  </wp:cNvGraphicFramePr>
+                  <a:graphic>
+                    <a:graphicData uri="http://schemas.openxmlformats.org/drawingml/2006/picture">
+                      <pic:pic>
+                        <pic:nvPicPr>
+                          <pic:cNvPr id="0" name="frame_0232.jpg"/>
+                          <pic:cNvPicPr/>
+                        </pic:nvPicPr>
+                        <pic:blipFill>
+                          <a:blip r:embed="rId11"/>
+                          <a:stretch>
+                            <a:fillRect/>
+                          </a:stretch>
+                        </pic:blipFill>
+                        <pic:spPr>
+                          <a:xfrm>
+                            <a:off x="0" y="0"/>
+                            <a:ext cx="1097280" cy="617220"/>
+                          </a:xfrm>
+                          <a:prstGeom prst="rect"/>
+                        </pic:spPr>
+                      </pic:pic>
+                    </a:graphicData>
+                  </a:graphic>
+                </wp:inline>
+              </w:drawing>
             </w:r>
           </w:p>
         </w:tc>
@@ -1209,7 +2883,38 @@
           </w:tcPr>
           <w:p>
             <w:r>
-              <w:t>frame_0000.jpg</w:t>
+              <w:drawing>
+                <wp:inline xmlns:a="http://schemas.openxmlformats.org/drawingml/2006/main" xmlns:pic="http://schemas.openxmlformats.org/drawingml/2006/picture">
+                  <wp:extent cx="1097280" cy="617220"/>
+                  <wp:docPr id="55" name="Picture 55"/>
+                  <wp:cNvGraphicFramePr>
+                    <a:graphicFrameLocks noChangeAspect="1"/>
+                  </wp:cNvGraphicFramePr>
+                  <a:graphic>
+                    <a:graphicData uri="http://schemas.openxmlformats.org/drawingml/2006/picture">
+                      <pic:pic>
+                        <pic:nvPicPr>
+                          <pic:cNvPr id="0" name="frame_0000.jpg"/>
+                          <pic:cNvPicPr/>
+                        </pic:nvPicPr>
+                        <pic:blipFill>
+                          <a:blip r:embed="rId9"/>
+                          <a:stretch>
+                            <a:fillRect/>
+                          </a:stretch>
+                        </pic:blipFill>
+                        <pic:spPr>
+                          <a:xfrm>
+                            <a:off x="0" y="0"/>
+                            <a:ext cx="1097280" cy="617220"/>
+                          </a:xfrm>
+                          <a:prstGeom prst="rect"/>
+                        </pic:spPr>
+                      </pic:pic>
+                    </a:graphicData>
+                  </a:graphic>
+                </wp:inline>
+              </w:drawing>
             </w:r>
           </w:p>
         </w:tc>
@@ -1219,7 +2924,38 @@
           </w:tcPr>
           <w:p>
             <w:r>
-              <w:t>frame_0116.jpg</w:t>
+              <w:drawing>
+                <wp:inline xmlns:a="http://schemas.openxmlformats.org/drawingml/2006/main" xmlns:pic="http://schemas.openxmlformats.org/drawingml/2006/picture">
+                  <wp:extent cx="1097280" cy="617220"/>
+                  <wp:docPr id="56" name="Picture 56"/>
+                  <wp:cNvGraphicFramePr>
+                    <a:graphicFrameLocks noChangeAspect="1"/>
+                  </wp:cNvGraphicFramePr>
+                  <a:graphic>
+                    <a:graphicData uri="http://schemas.openxmlformats.org/drawingml/2006/picture">
+                      <pic:pic>
+                        <pic:nvPicPr>
+                          <pic:cNvPr id="0" name="frame_0116.jpg"/>
+                          <pic:cNvPicPr/>
+                        </pic:nvPicPr>
+                        <pic:blipFill>
+                          <a:blip r:embed="rId10"/>
+                          <a:stretch>
+                            <a:fillRect/>
+                          </a:stretch>
+                        </pic:blipFill>
+                        <pic:spPr>
+                          <a:xfrm>
+                            <a:off x="0" y="0"/>
+                            <a:ext cx="1097280" cy="617220"/>
+                          </a:xfrm>
+                          <a:prstGeom prst="rect"/>
+                        </pic:spPr>
+                      </pic:pic>
+                    </a:graphicData>
+                  </a:graphic>
+                </wp:inline>
+              </w:drawing>
             </w:r>
           </w:p>
         </w:tc>
@@ -1229,7 +2965,38 @@
           </w:tcPr>
           <w:p>
             <w:r>
-              <w:t>frame_0232.jpg</w:t>
+              <w:drawing>
+                <wp:inline xmlns:a="http://schemas.openxmlformats.org/drawingml/2006/main" xmlns:pic="http://schemas.openxmlformats.org/drawingml/2006/picture">
+                  <wp:extent cx="1097280" cy="617220"/>
+                  <wp:docPr id="57" name="Picture 57"/>
+                  <wp:cNvGraphicFramePr>
+                    <a:graphicFrameLocks noChangeAspect="1"/>
+                  </wp:cNvGraphicFramePr>
+                  <a:graphic>
+                    <a:graphicData uri="http://schemas.openxmlformats.org/drawingml/2006/picture">
+                      <pic:pic>
+                        <pic:nvPicPr>
+                          <pic:cNvPr id="0" name="frame_0232.jpg"/>
+                          <pic:cNvPicPr/>
+                        </pic:nvPicPr>
+                        <pic:blipFill>
+                          <a:blip r:embed="rId11"/>
+                          <a:stretch>
+                            <a:fillRect/>
+                          </a:stretch>
+                        </pic:blipFill>
+                        <pic:spPr>
+                          <a:xfrm>
+                            <a:off x="0" y="0"/>
+                            <a:ext cx="1097280" cy="617220"/>
+                          </a:xfrm>
+                          <a:prstGeom prst="rect"/>
+                        </pic:spPr>
+                      </pic:pic>
+                    </a:graphicData>
+                  </a:graphic>
+                </wp:inline>
+              </w:drawing>
             </w:r>
           </w:p>
         </w:tc>
@@ -1268,7 +3035,38 @@
           </w:tcPr>
           <w:p>
             <w:r>
-              <w:t>frame_0000.jpg</w:t>
+              <w:drawing>
+                <wp:inline xmlns:a="http://schemas.openxmlformats.org/drawingml/2006/main" xmlns:pic="http://schemas.openxmlformats.org/drawingml/2006/picture">
+                  <wp:extent cx="1097280" cy="617220"/>
+                  <wp:docPr id="58" name="Picture 58"/>
+                  <wp:cNvGraphicFramePr>
+                    <a:graphicFrameLocks noChangeAspect="1"/>
+                  </wp:cNvGraphicFramePr>
+                  <a:graphic>
+                    <a:graphicData uri="http://schemas.openxmlformats.org/drawingml/2006/picture">
+                      <pic:pic>
+                        <pic:nvPicPr>
+                          <pic:cNvPr id="0" name="frame_0000.jpg"/>
+                          <pic:cNvPicPr/>
+                        </pic:nvPicPr>
+                        <pic:blipFill>
+                          <a:blip r:embed="rId9"/>
+                          <a:stretch>
+                            <a:fillRect/>
+                          </a:stretch>
+                        </pic:blipFill>
+                        <pic:spPr>
+                          <a:xfrm>
+                            <a:off x="0" y="0"/>
+                            <a:ext cx="1097280" cy="617220"/>
+                          </a:xfrm>
+                          <a:prstGeom prst="rect"/>
+                        </pic:spPr>
+                      </pic:pic>
+                    </a:graphicData>
+                  </a:graphic>
+                </wp:inline>
+              </w:drawing>
             </w:r>
           </w:p>
         </w:tc>
@@ -1278,7 +3076,38 @@
           </w:tcPr>
           <w:p>
             <w:r>
-              <w:t>frame_0116.jpg</w:t>
+              <w:drawing>
+                <wp:inline xmlns:a="http://schemas.openxmlformats.org/drawingml/2006/main" xmlns:pic="http://schemas.openxmlformats.org/drawingml/2006/picture">
+                  <wp:extent cx="1097280" cy="617220"/>
+                  <wp:docPr id="59" name="Picture 59"/>
+                  <wp:cNvGraphicFramePr>
+                    <a:graphicFrameLocks noChangeAspect="1"/>
+                  </wp:cNvGraphicFramePr>
+                  <a:graphic>
+                    <a:graphicData uri="http://schemas.openxmlformats.org/drawingml/2006/picture">
+                      <pic:pic>
+                        <pic:nvPicPr>
+                          <pic:cNvPr id="0" name="frame_0116.jpg"/>
+                          <pic:cNvPicPr/>
+                        </pic:nvPicPr>
+                        <pic:blipFill>
+                          <a:blip r:embed="rId10"/>
+                          <a:stretch>
+                            <a:fillRect/>
+                          </a:stretch>
+                        </pic:blipFill>
+                        <pic:spPr>
+                          <a:xfrm>
+                            <a:off x="0" y="0"/>
+                            <a:ext cx="1097280" cy="617220"/>
+                          </a:xfrm>
+                          <a:prstGeom prst="rect"/>
+                        </pic:spPr>
+                      </pic:pic>
+                    </a:graphicData>
+                  </a:graphic>
+                </wp:inline>
+              </w:drawing>
             </w:r>
           </w:p>
         </w:tc>
@@ -1288,7 +3117,38 @@
           </w:tcPr>
           <w:p>
             <w:r>
-              <w:t>frame_0232.jpg</w:t>
+              <w:drawing>
+                <wp:inline xmlns:a="http://schemas.openxmlformats.org/drawingml/2006/main" xmlns:pic="http://schemas.openxmlformats.org/drawingml/2006/picture">
+                  <wp:extent cx="1097280" cy="617220"/>
+                  <wp:docPr id="60" name="Picture 60"/>
+                  <wp:cNvGraphicFramePr>
+                    <a:graphicFrameLocks noChangeAspect="1"/>
+                  </wp:cNvGraphicFramePr>
+                  <a:graphic>
+                    <a:graphicData uri="http://schemas.openxmlformats.org/drawingml/2006/picture">
+                      <pic:pic>
+                        <pic:nvPicPr>
+                          <pic:cNvPr id="0" name="frame_0232.jpg"/>
+                          <pic:cNvPicPr/>
+                        </pic:nvPicPr>
+                        <pic:blipFill>
+                          <a:blip r:embed="rId11"/>
+                          <a:stretch>
+                            <a:fillRect/>
+                          </a:stretch>
+                        </pic:blipFill>
+                        <pic:spPr>
+                          <a:xfrm>
+                            <a:off x="0" y="0"/>
+                            <a:ext cx="1097280" cy="617220"/>
+                          </a:xfrm>
+                          <a:prstGeom prst="rect"/>
+                        </pic:spPr>
+                      </pic:pic>
+                    </a:graphicData>
+                  </a:graphic>
+                </wp:inline>
+              </w:drawing>
             </w:r>
           </w:p>
         </w:tc>
@@ -1327,7 +3187,38 @@
           </w:tcPr>
           <w:p>
             <w:r>
-              <w:t>frame_0000.jpg</w:t>
+              <w:drawing>
+                <wp:inline xmlns:a="http://schemas.openxmlformats.org/drawingml/2006/main" xmlns:pic="http://schemas.openxmlformats.org/drawingml/2006/picture">
+                  <wp:extent cx="1097280" cy="617220"/>
+                  <wp:docPr id="61" name="Picture 61"/>
+                  <wp:cNvGraphicFramePr>
+                    <a:graphicFrameLocks noChangeAspect="1"/>
+                  </wp:cNvGraphicFramePr>
+                  <a:graphic>
+                    <a:graphicData uri="http://schemas.openxmlformats.org/drawingml/2006/picture">
+                      <pic:pic>
+                        <pic:nvPicPr>
+                          <pic:cNvPr id="0" name="frame_0000.jpg"/>
+                          <pic:cNvPicPr/>
+                        </pic:nvPicPr>
+                        <pic:blipFill>
+                          <a:blip r:embed="rId9"/>
+                          <a:stretch>
+                            <a:fillRect/>
+                          </a:stretch>
+                        </pic:blipFill>
+                        <pic:spPr>
+                          <a:xfrm>
+                            <a:off x="0" y="0"/>
+                            <a:ext cx="1097280" cy="617220"/>
+                          </a:xfrm>
+                          <a:prstGeom prst="rect"/>
+                        </pic:spPr>
+                      </pic:pic>
+                    </a:graphicData>
+                  </a:graphic>
+                </wp:inline>
+              </w:drawing>
             </w:r>
           </w:p>
         </w:tc>
@@ -1337,7 +3228,38 @@
           </w:tcPr>
           <w:p>
             <w:r>
-              <w:t>frame_0116.jpg</w:t>
+              <w:drawing>
+                <wp:inline xmlns:a="http://schemas.openxmlformats.org/drawingml/2006/main" xmlns:pic="http://schemas.openxmlformats.org/drawingml/2006/picture">
+                  <wp:extent cx="1097280" cy="617220"/>
+                  <wp:docPr id="62" name="Picture 62"/>
+                  <wp:cNvGraphicFramePr>
+                    <a:graphicFrameLocks noChangeAspect="1"/>
+                  </wp:cNvGraphicFramePr>
+                  <a:graphic>
+                    <a:graphicData uri="http://schemas.openxmlformats.org/drawingml/2006/picture">
+                      <pic:pic>
+                        <pic:nvPicPr>
+                          <pic:cNvPr id="0" name="frame_0116.jpg"/>
+                          <pic:cNvPicPr/>
+                        </pic:nvPicPr>
+                        <pic:blipFill>
+                          <a:blip r:embed="rId10"/>
+                          <a:stretch>
+                            <a:fillRect/>
+                          </a:stretch>
+                        </pic:blipFill>
+                        <pic:spPr>
+                          <a:xfrm>
+                            <a:off x="0" y="0"/>
+                            <a:ext cx="1097280" cy="617220"/>
+                          </a:xfrm>
+                          <a:prstGeom prst="rect"/>
+                        </pic:spPr>
+                      </pic:pic>
+                    </a:graphicData>
+                  </a:graphic>
+                </wp:inline>
+              </w:drawing>
             </w:r>
           </w:p>
         </w:tc>
@@ -1347,7 +3269,38 @@
           </w:tcPr>
           <w:p>
             <w:r>
-              <w:t>frame_0232.jpg</w:t>
+              <w:drawing>
+                <wp:inline xmlns:a="http://schemas.openxmlformats.org/drawingml/2006/main" xmlns:pic="http://schemas.openxmlformats.org/drawingml/2006/picture">
+                  <wp:extent cx="1097280" cy="617220"/>
+                  <wp:docPr id="63" name="Picture 63"/>
+                  <wp:cNvGraphicFramePr>
+                    <a:graphicFrameLocks noChangeAspect="1"/>
+                  </wp:cNvGraphicFramePr>
+                  <a:graphic>
+                    <a:graphicData uri="http://schemas.openxmlformats.org/drawingml/2006/picture">
+                      <pic:pic>
+                        <pic:nvPicPr>
+                          <pic:cNvPr id="0" name="frame_0232.jpg"/>
+                          <pic:cNvPicPr/>
+                        </pic:nvPicPr>
+                        <pic:blipFill>
+                          <a:blip r:embed="rId11"/>
+                          <a:stretch>
+                            <a:fillRect/>
+                          </a:stretch>
+                        </pic:blipFill>
+                        <pic:spPr>
+                          <a:xfrm>
+                            <a:off x="0" y="0"/>
+                            <a:ext cx="1097280" cy="617220"/>
+                          </a:xfrm>
+                          <a:prstGeom prst="rect"/>
+                        </pic:spPr>
+                      </pic:pic>
+                    </a:graphicData>
+                  </a:graphic>
+                </wp:inline>
+              </w:drawing>
             </w:r>
           </w:p>
         </w:tc>
@@ -1391,7 +3344,38 @@
           </w:tcPr>
           <w:p>
             <w:r>
-              <w:t>frame_0000.jpg</w:t>
+              <w:drawing>
+                <wp:inline xmlns:a="http://schemas.openxmlformats.org/drawingml/2006/main" xmlns:pic="http://schemas.openxmlformats.org/drawingml/2006/picture">
+                  <wp:extent cx="1097280" cy="617220"/>
+                  <wp:docPr id="64" name="Picture 64"/>
+                  <wp:cNvGraphicFramePr>
+                    <a:graphicFrameLocks noChangeAspect="1"/>
+                  </wp:cNvGraphicFramePr>
+                  <a:graphic>
+                    <a:graphicData uri="http://schemas.openxmlformats.org/drawingml/2006/picture">
+                      <pic:pic>
+                        <pic:nvPicPr>
+                          <pic:cNvPr id="0" name="frame_0000.jpg"/>
+                          <pic:cNvPicPr/>
+                        </pic:nvPicPr>
+                        <pic:blipFill>
+                          <a:blip r:embed="rId9"/>
+                          <a:stretch>
+                            <a:fillRect/>
+                          </a:stretch>
+                        </pic:blipFill>
+                        <pic:spPr>
+                          <a:xfrm>
+                            <a:off x="0" y="0"/>
+                            <a:ext cx="1097280" cy="617220"/>
+                          </a:xfrm>
+                          <a:prstGeom prst="rect"/>
+                        </pic:spPr>
+                      </pic:pic>
+                    </a:graphicData>
+                  </a:graphic>
+                </wp:inline>
+              </w:drawing>
             </w:r>
           </w:p>
         </w:tc>
@@ -1401,7 +3385,38 @@
           </w:tcPr>
           <w:p>
             <w:r>
-              <w:t>frame_0116.jpg</w:t>
+              <w:drawing>
+                <wp:inline xmlns:a="http://schemas.openxmlformats.org/drawingml/2006/main" xmlns:pic="http://schemas.openxmlformats.org/drawingml/2006/picture">
+                  <wp:extent cx="1097280" cy="617220"/>
+                  <wp:docPr id="65" name="Picture 65"/>
+                  <wp:cNvGraphicFramePr>
+                    <a:graphicFrameLocks noChangeAspect="1"/>
+                  </wp:cNvGraphicFramePr>
+                  <a:graphic>
+                    <a:graphicData uri="http://schemas.openxmlformats.org/drawingml/2006/picture">
+                      <pic:pic>
+                        <pic:nvPicPr>
+                          <pic:cNvPr id="0" name="frame_0116.jpg"/>
+                          <pic:cNvPicPr/>
+                        </pic:nvPicPr>
+                        <pic:blipFill>
+                          <a:blip r:embed="rId10"/>
+                          <a:stretch>
+                            <a:fillRect/>
+                          </a:stretch>
+                        </pic:blipFill>
+                        <pic:spPr>
+                          <a:xfrm>
+                            <a:off x="0" y="0"/>
+                            <a:ext cx="1097280" cy="617220"/>
+                          </a:xfrm>
+                          <a:prstGeom prst="rect"/>
+                        </pic:spPr>
+                      </pic:pic>
+                    </a:graphicData>
+                  </a:graphic>
+                </wp:inline>
+              </w:drawing>
             </w:r>
           </w:p>
         </w:tc>
@@ -1411,7 +3426,38 @@
           </w:tcPr>
           <w:p>
             <w:r>
-              <w:t>frame_0232.jpg</w:t>
+              <w:drawing>
+                <wp:inline xmlns:a="http://schemas.openxmlformats.org/drawingml/2006/main" xmlns:pic="http://schemas.openxmlformats.org/drawingml/2006/picture">
+                  <wp:extent cx="1097280" cy="617220"/>
+                  <wp:docPr id="66" name="Picture 66"/>
+                  <wp:cNvGraphicFramePr>
+                    <a:graphicFrameLocks noChangeAspect="1"/>
+                  </wp:cNvGraphicFramePr>
+                  <a:graphic>
+                    <a:graphicData uri="http://schemas.openxmlformats.org/drawingml/2006/picture">
+                      <pic:pic>
+                        <pic:nvPicPr>
+                          <pic:cNvPr id="0" name="frame_0232.jpg"/>
+                          <pic:cNvPicPr/>
+                        </pic:nvPicPr>
+                        <pic:blipFill>
+                          <a:blip r:embed="rId11"/>
+                          <a:stretch>
+                            <a:fillRect/>
+                          </a:stretch>
+                        </pic:blipFill>
+                        <pic:spPr>
+                          <a:xfrm>
+                            <a:off x="0" y="0"/>
+                            <a:ext cx="1097280" cy="617220"/>
+                          </a:xfrm>
+                          <a:prstGeom prst="rect"/>
+                        </pic:spPr>
+                      </pic:pic>
+                    </a:graphicData>
+                  </a:graphic>
+                </wp:inline>
+              </w:drawing>
             </w:r>
           </w:p>
         </w:tc>
@@ -1450,7 +3496,38 @@
           </w:tcPr>
           <w:p>
             <w:r>
-              <w:t>frame_0000.jpg</w:t>
+              <w:drawing>
+                <wp:inline xmlns:a="http://schemas.openxmlformats.org/drawingml/2006/main" xmlns:pic="http://schemas.openxmlformats.org/drawingml/2006/picture">
+                  <wp:extent cx="1097280" cy="617220"/>
+                  <wp:docPr id="67" name="Picture 67"/>
+                  <wp:cNvGraphicFramePr>
+                    <a:graphicFrameLocks noChangeAspect="1"/>
+                  </wp:cNvGraphicFramePr>
+                  <a:graphic>
+                    <a:graphicData uri="http://schemas.openxmlformats.org/drawingml/2006/picture">
+                      <pic:pic>
+                        <pic:nvPicPr>
+                          <pic:cNvPr id="0" name="frame_0000.jpg"/>
+                          <pic:cNvPicPr/>
+                        </pic:nvPicPr>
+                        <pic:blipFill>
+                          <a:blip r:embed="rId9"/>
+                          <a:stretch>
+                            <a:fillRect/>
+                          </a:stretch>
+                        </pic:blipFill>
+                        <pic:spPr>
+                          <a:xfrm>
+                            <a:off x="0" y="0"/>
+                            <a:ext cx="1097280" cy="617220"/>
+                          </a:xfrm>
+                          <a:prstGeom prst="rect"/>
+                        </pic:spPr>
+                      </pic:pic>
+                    </a:graphicData>
+                  </a:graphic>
+                </wp:inline>
+              </w:drawing>
             </w:r>
           </w:p>
         </w:tc>
@@ -1460,7 +3537,38 @@
           </w:tcPr>
           <w:p>
             <w:r>
-              <w:t>frame_0116.jpg</w:t>
+              <w:drawing>
+                <wp:inline xmlns:a="http://schemas.openxmlformats.org/drawingml/2006/main" xmlns:pic="http://schemas.openxmlformats.org/drawingml/2006/picture">
+                  <wp:extent cx="1097280" cy="617220"/>
+                  <wp:docPr id="68" name="Picture 68"/>
+                  <wp:cNvGraphicFramePr>
+                    <a:graphicFrameLocks noChangeAspect="1"/>
+                  </wp:cNvGraphicFramePr>
+                  <a:graphic>
+                    <a:graphicData uri="http://schemas.openxmlformats.org/drawingml/2006/picture">
+                      <pic:pic>
+                        <pic:nvPicPr>
+                          <pic:cNvPr id="0" name="frame_0116.jpg"/>
+                          <pic:cNvPicPr/>
+                        </pic:nvPicPr>
+                        <pic:blipFill>
+                          <a:blip r:embed="rId10"/>
+                          <a:stretch>
+                            <a:fillRect/>
+                          </a:stretch>
+                        </pic:blipFill>
+                        <pic:spPr>
+                          <a:xfrm>
+                            <a:off x="0" y="0"/>
+                            <a:ext cx="1097280" cy="617220"/>
+                          </a:xfrm>
+                          <a:prstGeom prst="rect"/>
+                        </pic:spPr>
+                      </pic:pic>
+                    </a:graphicData>
+                  </a:graphic>
+                </wp:inline>
+              </w:drawing>
             </w:r>
           </w:p>
         </w:tc>
@@ -1470,7 +3578,38 @@
           </w:tcPr>
           <w:p>
             <w:r>
-              <w:t>frame_0232.jpg</w:t>
+              <w:drawing>
+                <wp:inline xmlns:a="http://schemas.openxmlformats.org/drawingml/2006/main" xmlns:pic="http://schemas.openxmlformats.org/drawingml/2006/picture">
+                  <wp:extent cx="1097280" cy="617220"/>
+                  <wp:docPr id="69" name="Picture 69"/>
+                  <wp:cNvGraphicFramePr>
+                    <a:graphicFrameLocks noChangeAspect="1"/>
+                  </wp:cNvGraphicFramePr>
+                  <a:graphic>
+                    <a:graphicData uri="http://schemas.openxmlformats.org/drawingml/2006/picture">
+                      <pic:pic>
+                        <pic:nvPicPr>
+                          <pic:cNvPr id="0" name="frame_0232.jpg"/>
+                          <pic:cNvPicPr/>
+                        </pic:nvPicPr>
+                        <pic:blipFill>
+                          <a:blip r:embed="rId11"/>
+                          <a:stretch>
+                            <a:fillRect/>
+                          </a:stretch>
+                        </pic:blipFill>
+                        <pic:spPr>
+                          <a:xfrm>
+                            <a:off x="0" y="0"/>
+                            <a:ext cx="1097280" cy="617220"/>
+                          </a:xfrm>
+                          <a:prstGeom prst="rect"/>
+                        </pic:spPr>
+                      </pic:pic>
+                    </a:graphicData>
+                  </a:graphic>
+                </wp:inline>
+              </w:drawing>
             </w:r>
           </w:p>
         </w:tc>
@@ -1509,7 +3648,38 @@
           </w:tcPr>
           <w:p>
             <w:r>
-              <w:t>frame_0000.jpg</w:t>
+              <w:drawing>
+                <wp:inline xmlns:a="http://schemas.openxmlformats.org/drawingml/2006/main" xmlns:pic="http://schemas.openxmlformats.org/drawingml/2006/picture">
+                  <wp:extent cx="1097280" cy="617220"/>
+                  <wp:docPr id="70" name="Picture 70"/>
+                  <wp:cNvGraphicFramePr>
+                    <a:graphicFrameLocks noChangeAspect="1"/>
+                  </wp:cNvGraphicFramePr>
+                  <a:graphic>
+                    <a:graphicData uri="http://schemas.openxmlformats.org/drawingml/2006/picture">
+                      <pic:pic>
+                        <pic:nvPicPr>
+                          <pic:cNvPr id="0" name="frame_0000.jpg"/>
+                          <pic:cNvPicPr/>
+                        </pic:nvPicPr>
+                        <pic:blipFill>
+                          <a:blip r:embed="rId9"/>
+                          <a:stretch>
+                            <a:fillRect/>
+                          </a:stretch>
+                        </pic:blipFill>
+                        <pic:spPr>
+                          <a:xfrm>
+                            <a:off x="0" y="0"/>
+                            <a:ext cx="1097280" cy="617220"/>
+                          </a:xfrm>
+                          <a:prstGeom prst="rect"/>
+                        </pic:spPr>
+                      </pic:pic>
+                    </a:graphicData>
+                  </a:graphic>
+                </wp:inline>
+              </w:drawing>
             </w:r>
           </w:p>
         </w:tc>
@@ -1519,7 +3689,38 @@
           </w:tcPr>
           <w:p>
             <w:r>
-              <w:t>frame_0116.jpg</w:t>
+              <w:drawing>
+                <wp:inline xmlns:a="http://schemas.openxmlformats.org/drawingml/2006/main" xmlns:pic="http://schemas.openxmlformats.org/drawingml/2006/picture">
+                  <wp:extent cx="1097280" cy="617220"/>
+                  <wp:docPr id="71" name="Picture 71"/>
+                  <wp:cNvGraphicFramePr>
+                    <a:graphicFrameLocks noChangeAspect="1"/>
+                  </wp:cNvGraphicFramePr>
+                  <a:graphic>
+                    <a:graphicData uri="http://schemas.openxmlformats.org/drawingml/2006/picture">
+                      <pic:pic>
+                        <pic:nvPicPr>
+                          <pic:cNvPr id="0" name="frame_0116.jpg"/>
+                          <pic:cNvPicPr/>
+                        </pic:nvPicPr>
+                        <pic:blipFill>
+                          <a:blip r:embed="rId10"/>
+                          <a:stretch>
+                            <a:fillRect/>
+                          </a:stretch>
+                        </pic:blipFill>
+                        <pic:spPr>
+                          <a:xfrm>
+                            <a:off x="0" y="0"/>
+                            <a:ext cx="1097280" cy="617220"/>
+                          </a:xfrm>
+                          <a:prstGeom prst="rect"/>
+                        </pic:spPr>
+                      </pic:pic>
+                    </a:graphicData>
+                  </a:graphic>
+                </wp:inline>
+              </w:drawing>
             </w:r>
           </w:p>
         </w:tc>
@@ -1529,7 +3730,38 @@
           </w:tcPr>
           <w:p>
             <w:r>
-              <w:t>frame_0232.jpg</w:t>
+              <w:drawing>
+                <wp:inline xmlns:a="http://schemas.openxmlformats.org/drawingml/2006/main" xmlns:pic="http://schemas.openxmlformats.org/drawingml/2006/picture">
+                  <wp:extent cx="1097280" cy="617220"/>
+                  <wp:docPr id="72" name="Picture 72"/>
+                  <wp:cNvGraphicFramePr>
+                    <a:graphicFrameLocks noChangeAspect="1"/>
+                  </wp:cNvGraphicFramePr>
+                  <a:graphic>
+                    <a:graphicData uri="http://schemas.openxmlformats.org/drawingml/2006/picture">
+                      <pic:pic>
+                        <pic:nvPicPr>
+                          <pic:cNvPr id="0" name="frame_0232.jpg"/>
+                          <pic:cNvPicPr/>
+                        </pic:nvPicPr>
+                        <pic:blipFill>
+                          <a:blip r:embed="rId11"/>
+                          <a:stretch>
+                            <a:fillRect/>
+                          </a:stretch>
+                        </pic:blipFill>
+                        <pic:spPr>
+                          <a:xfrm>
+                            <a:off x="0" y="0"/>
+                            <a:ext cx="1097280" cy="617220"/>
+                          </a:xfrm>
+                          <a:prstGeom prst="rect"/>
+                        </pic:spPr>
+                      </pic:pic>
+                    </a:graphicData>
+                  </a:graphic>
+                </wp:inline>
+              </w:drawing>
             </w:r>
           </w:p>
         </w:tc>
@@ -1568,7 +3800,38 @@
           </w:tcPr>
           <w:p>
             <w:r>
-              <w:t>frame_0000.jpg</w:t>
+              <w:drawing>
+                <wp:inline xmlns:a="http://schemas.openxmlformats.org/drawingml/2006/main" xmlns:pic="http://schemas.openxmlformats.org/drawingml/2006/picture">
+                  <wp:extent cx="1097280" cy="617220"/>
+                  <wp:docPr id="73" name="Picture 73"/>
+                  <wp:cNvGraphicFramePr>
+                    <a:graphicFrameLocks noChangeAspect="1"/>
+                  </wp:cNvGraphicFramePr>
+                  <a:graphic>
+                    <a:graphicData uri="http://schemas.openxmlformats.org/drawingml/2006/picture">
+                      <pic:pic>
+                        <pic:nvPicPr>
+                          <pic:cNvPr id="0" name="frame_0000.jpg"/>
+                          <pic:cNvPicPr/>
+                        </pic:nvPicPr>
+                        <pic:blipFill>
+                          <a:blip r:embed="rId9"/>
+                          <a:stretch>
+                            <a:fillRect/>
+                          </a:stretch>
+                        </pic:blipFill>
+                        <pic:spPr>
+                          <a:xfrm>
+                            <a:off x="0" y="0"/>
+                            <a:ext cx="1097280" cy="617220"/>
+                          </a:xfrm>
+                          <a:prstGeom prst="rect"/>
+                        </pic:spPr>
+                      </pic:pic>
+                    </a:graphicData>
+                  </a:graphic>
+                </wp:inline>
+              </w:drawing>
             </w:r>
           </w:p>
         </w:tc>
@@ -1578,7 +3841,38 @@
           </w:tcPr>
           <w:p>
             <w:r>
-              <w:t>frame_0116.jpg</w:t>
+              <w:drawing>
+                <wp:inline xmlns:a="http://schemas.openxmlformats.org/drawingml/2006/main" xmlns:pic="http://schemas.openxmlformats.org/drawingml/2006/picture">
+                  <wp:extent cx="1097280" cy="617220"/>
+                  <wp:docPr id="74" name="Picture 74"/>
+                  <wp:cNvGraphicFramePr>
+                    <a:graphicFrameLocks noChangeAspect="1"/>
+                  </wp:cNvGraphicFramePr>
+                  <a:graphic>
+                    <a:graphicData uri="http://schemas.openxmlformats.org/drawingml/2006/picture">
+                      <pic:pic>
+                        <pic:nvPicPr>
+                          <pic:cNvPr id="0" name="frame_0116.jpg"/>
+                          <pic:cNvPicPr/>
+                        </pic:nvPicPr>
+                        <pic:blipFill>
+                          <a:blip r:embed="rId10"/>
+                          <a:stretch>
+                            <a:fillRect/>
+                          </a:stretch>
+                        </pic:blipFill>
+                        <pic:spPr>
+                          <a:xfrm>
+                            <a:off x="0" y="0"/>
+                            <a:ext cx="1097280" cy="617220"/>
+                          </a:xfrm>
+                          <a:prstGeom prst="rect"/>
+                        </pic:spPr>
+                      </pic:pic>
+                    </a:graphicData>
+                  </a:graphic>
+                </wp:inline>
+              </w:drawing>
             </w:r>
           </w:p>
         </w:tc>
@@ -1588,7 +3882,38 @@
           </w:tcPr>
           <w:p>
             <w:r>
-              <w:t>frame_0232.jpg</w:t>
+              <w:drawing>
+                <wp:inline xmlns:a="http://schemas.openxmlformats.org/drawingml/2006/main" xmlns:pic="http://schemas.openxmlformats.org/drawingml/2006/picture">
+                  <wp:extent cx="1097280" cy="617220"/>
+                  <wp:docPr id="75" name="Picture 75"/>
+                  <wp:cNvGraphicFramePr>
+                    <a:graphicFrameLocks noChangeAspect="1"/>
+                  </wp:cNvGraphicFramePr>
+                  <a:graphic>
+                    <a:graphicData uri="http://schemas.openxmlformats.org/drawingml/2006/picture">
+                      <pic:pic>
+                        <pic:nvPicPr>
+                          <pic:cNvPr id="0" name="frame_0232.jpg"/>
+                          <pic:cNvPicPr/>
+                        </pic:nvPicPr>
+                        <pic:blipFill>
+                          <a:blip r:embed="rId11"/>
+                          <a:stretch>
+                            <a:fillRect/>
+                          </a:stretch>
+                        </pic:blipFill>
+                        <pic:spPr>
+                          <a:xfrm>
+                            <a:off x="0" y="0"/>
+                            <a:ext cx="1097280" cy="617220"/>
+                          </a:xfrm>
+                          <a:prstGeom prst="rect"/>
+                        </pic:spPr>
+                      </pic:pic>
+                    </a:graphicData>
+                  </a:graphic>
+                </wp:inline>
+              </w:drawing>
             </w:r>
           </w:p>
         </w:tc>
@@ -1627,7 +3952,38 @@
           </w:tcPr>
           <w:p>
             <w:r>
-              <w:t>frame_0000.jpg</w:t>
+              <w:drawing>
+                <wp:inline xmlns:a="http://schemas.openxmlformats.org/drawingml/2006/main" xmlns:pic="http://schemas.openxmlformats.org/drawingml/2006/picture">
+                  <wp:extent cx="1097280" cy="617220"/>
+                  <wp:docPr id="76" name="Picture 76"/>
+                  <wp:cNvGraphicFramePr>
+                    <a:graphicFrameLocks noChangeAspect="1"/>
+                  </wp:cNvGraphicFramePr>
+                  <a:graphic>
+                    <a:graphicData uri="http://schemas.openxmlformats.org/drawingml/2006/picture">
+                      <pic:pic>
+                        <pic:nvPicPr>
+                          <pic:cNvPr id="0" name="frame_0000.jpg"/>
+                          <pic:cNvPicPr/>
+                        </pic:nvPicPr>
+                        <pic:blipFill>
+                          <a:blip r:embed="rId9"/>
+                          <a:stretch>
+                            <a:fillRect/>
+                          </a:stretch>
+                        </pic:blipFill>
+                        <pic:spPr>
+                          <a:xfrm>
+                            <a:off x="0" y="0"/>
+                            <a:ext cx="1097280" cy="617220"/>
+                          </a:xfrm>
+                          <a:prstGeom prst="rect"/>
+                        </pic:spPr>
+                      </pic:pic>
+                    </a:graphicData>
+                  </a:graphic>
+                </wp:inline>
+              </w:drawing>
             </w:r>
           </w:p>
         </w:tc>
@@ -1637,7 +3993,38 @@
           </w:tcPr>
           <w:p>
             <w:r>
-              <w:t>frame_0116.jpg</w:t>
+              <w:drawing>
+                <wp:inline xmlns:a="http://schemas.openxmlformats.org/drawingml/2006/main" xmlns:pic="http://schemas.openxmlformats.org/drawingml/2006/picture">
+                  <wp:extent cx="1097280" cy="617220"/>
+                  <wp:docPr id="77" name="Picture 77"/>
+                  <wp:cNvGraphicFramePr>
+                    <a:graphicFrameLocks noChangeAspect="1"/>
+                  </wp:cNvGraphicFramePr>
+                  <a:graphic>
+                    <a:graphicData uri="http://schemas.openxmlformats.org/drawingml/2006/picture">
+                      <pic:pic>
+                        <pic:nvPicPr>
+                          <pic:cNvPr id="0" name="frame_0116.jpg"/>
+                          <pic:cNvPicPr/>
+                        </pic:nvPicPr>
+                        <pic:blipFill>
+                          <a:blip r:embed="rId10"/>
+                          <a:stretch>
+                            <a:fillRect/>
+                          </a:stretch>
+                        </pic:blipFill>
+                        <pic:spPr>
+                          <a:xfrm>
+                            <a:off x="0" y="0"/>
+                            <a:ext cx="1097280" cy="617220"/>
+                          </a:xfrm>
+                          <a:prstGeom prst="rect"/>
+                        </pic:spPr>
+                      </pic:pic>
+                    </a:graphicData>
+                  </a:graphic>
+                </wp:inline>
+              </w:drawing>
             </w:r>
           </w:p>
         </w:tc>
@@ -1647,7 +4034,38 @@
           </w:tcPr>
           <w:p>
             <w:r>
-              <w:t>frame_0232.jpg</w:t>
+              <w:drawing>
+                <wp:inline xmlns:a="http://schemas.openxmlformats.org/drawingml/2006/main" xmlns:pic="http://schemas.openxmlformats.org/drawingml/2006/picture">
+                  <wp:extent cx="1097280" cy="617220"/>
+                  <wp:docPr id="78" name="Picture 78"/>
+                  <wp:cNvGraphicFramePr>
+                    <a:graphicFrameLocks noChangeAspect="1"/>
+                  </wp:cNvGraphicFramePr>
+                  <a:graphic>
+                    <a:graphicData uri="http://schemas.openxmlformats.org/drawingml/2006/picture">
+                      <pic:pic>
+                        <pic:nvPicPr>
+                          <pic:cNvPr id="0" name="frame_0232.jpg"/>
+                          <pic:cNvPicPr/>
+                        </pic:nvPicPr>
+                        <pic:blipFill>
+                          <a:blip r:embed="rId11"/>
+                          <a:stretch>
+                            <a:fillRect/>
+                          </a:stretch>
+                        </pic:blipFill>
+                        <pic:spPr>
+                          <a:xfrm>
+                            <a:off x="0" y="0"/>
+                            <a:ext cx="1097280" cy="617220"/>
+                          </a:xfrm>
+                          <a:prstGeom prst="rect"/>
+                        </pic:spPr>
+                      </pic:pic>
+                    </a:graphicData>
+                  </a:graphic>
+                </wp:inline>
+              </w:drawing>
             </w:r>
           </w:p>
         </w:tc>
@@ -1686,7 +4104,38 @@
           </w:tcPr>
           <w:p>
             <w:r>
-              <w:t>frame_0000.jpg</w:t>
+              <w:drawing>
+                <wp:inline xmlns:a="http://schemas.openxmlformats.org/drawingml/2006/main" xmlns:pic="http://schemas.openxmlformats.org/drawingml/2006/picture">
+                  <wp:extent cx="1097280" cy="617220"/>
+                  <wp:docPr id="79" name="Picture 79"/>
+                  <wp:cNvGraphicFramePr>
+                    <a:graphicFrameLocks noChangeAspect="1"/>
+                  </wp:cNvGraphicFramePr>
+                  <a:graphic>
+                    <a:graphicData uri="http://schemas.openxmlformats.org/drawingml/2006/picture">
+                      <pic:pic>
+                        <pic:nvPicPr>
+                          <pic:cNvPr id="0" name="frame_0000.jpg"/>
+                          <pic:cNvPicPr/>
+                        </pic:nvPicPr>
+                        <pic:blipFill>
+                          <a:blip r:embed="rId9"/>
+                          <a:stretch>
+                            <a:fillRect/>
+                          </a:stretch>
+                        </pic:blipFill>
+                        <pic:spPr>
+                          <a:xfrm>
+                            <a:off x="0" y="0"/>
+                            <a:ext cx="1097280" cy="617220"/>
+                          </a:xfrm>
+                          <a:prstGeom prst="rect"/>
+                        </pic:spPr>
+                      </pic:pic>
+                    </a:graphicData>
+                  </a:graphic>
+                </wp:inline>
+              </w:drawing>
             </w:r>
           </w:p>
         </w:tc>
@@ -1696,7 +4145,38 @@
           </w:tcPr>
           <w:p>
             <w:r>
-              <w:t>frame_0116.jpg</w:t>
+              <w:drawing>
+                <wp:inline xmlns:a="http://schemas.openxmlformats.org/drawingml/2006/main" xmlns:pic="http://schemas.openxmlformats.org/drawingml/2006/picture">
+                  <wp:extent cx="1097280" cy="617220"/>
+                  <wp:docPr id="80" name="Picture 80"/>
+                  <wp:cNvGraphicFramePr>
+                    <a:graphicFrameLocks noChangeAspect="1"/>
+                  </wp:cNvGraphicFramePr>
+                  <a:graphic>
+                    <a:graphicData uri="http://schemas.openxmlformats.org/drawingml/2006/picture">
+                      <pic:pic>
+                        <pic:nvPicPr>
+                          <pic:cNvPr id="0" name="frame_0116.jpg"/>
+                          <pic:cNvPicPr/>
+                        </pic:nvPicPr>
+                        <pic:blipFill>
+                          <a:blip r:embed="rId10"/>
+                          <a:stretch>
+                            <a:fillRect/>
+                          </a:stretch>
+                        </pic:blipFill>
+                        <pic:spPr>
+                          <a:xfrm>
+                            <a:off x="0" y="0"/>
+                            <a:ext cx="1097280" cy="617220"/>
+                          </a:xfrm>
+                          <a:prstGeom prst="rect"/>
+                        </pic:spPr>
+                      </pic:pic>
+                    </a:graphicData>
+                  </a:graphic>
+                </wp:inline>
+              </w:drawing>
             </w:r>
           </w:p>
         </w:tc>
@@ -1706,7 +4186,38 @@
           </w:tcPr>
           <w:p>
             <w:r>
-              <w:t>frame_0232.jpg</w:t>
+              <w:drawing>
+                <wp:inline xmlns:a="http://schemas.openxmlformats.org/drawingml/2006/main" xmlns:pic="http://schemas.openxmlformats.org/drawingml/2006/picture">
+                  <wp:extent cx="1097280" cy="617220"/>
+                  <wp:docPr id="81" name="Picture 81"/>
+                  <wp:cNvGraphicFramePr>
+                    <a:graphicFrameLocks noChangeAspect="1"/>
+                  </wp:cNvGraphicFramePr>
+                  <a:graphic>
+                    <a:graphicData uri="http://schemas.openxmlformats.org/drawingml/2006/picture">
+                      <pic:pic>
+                        <pic:nvPicPr>
+                          <pic:cNvPr id="0" name="frame_0232.jpg"/>
+                          <pic:cNvPicPr/>
+                        </pic:nvPicPr>
+                        <pic:blipFill>
+                          <a:blip r:embed="rId11"/>
+                          <a:stretch>
+                            <a:fillRect/>
+                          </a:stretch>
+                        </pic:blipFill>
+                        <pic:spPr>
+                          <a:xfrm>
+                            <a:off x="0" y="0"/>
+                            <a:ext cx="1097280" cy="617220"/>
+                          </a:xfrm>
+                          <a:prstGeom prst="rect"/>
+                        </pic:spPr>
+                      </pic:pic>
+                    </a:graphicData>
+                  </a:graphic>
+                </wp:inline>
+              </w:drawing>
             </w:r>
           </w:p>
         </w:tc>
@@ -1745,7 +4256,38 @@
           </w:tcPr>
           <w:p>
             <w:r>
-              <w:t>frame_0000.jpg</w:t>
+              <w:drawing>
+                <wp:inline xmlns:a="http://schemas.openxmlformats.org/drawingml/2006/main" xmlns:pic="http://schemas.openxmlformats.org/drawingml/2006/picture">
+                  <wp:extent cx="1097280" cy="617220"/>
+                  <wp:docPr id="82" name="Picture 82"/>
+                  <wp:cNvGraphicFramePr>
+                    <a:graphicFrameLocks noChangeAspect="1"/>
+                  </wp:cNvGraphicFramePr>
+                  <a:graphic>
+                    <a:graphicData uri="http://schemas.openxmlformats.org/drawingml/2006/picture">
+                      <pic:pic>
+                        <pic:nvPicPr>
+                          <pic:cNvPr id="0" name="frame_0000.jpg"/>
+                          <pic:cNvPicPr/>
+                        </pic:nvPicPr>
+                        <pic:blipFill>
+                          <a:blip r:embed="rId9"/>
+                          <a:stretch>
+                            <a:fillRect/>
+                          </a:stretch>
+                        </pic:blipFill>
+                        <pic:spPr>
+                          <a:xfrm>
+                            <a:off x="0" y="0"/>
+                            <a:ext cx="1097280" cy="617220"/>
+                          </a:xfrm>
+                          <a:prstGeom prst="rect"/>
+                        </pic:spPr>
+                      </pic:pic>
+                    </a:graphicData>
+                  </a:graphic>
+                </wp:inline>
+              </w:drawing>
             </w:r>
           </w:p>
         </w:tc>
@@ -1755,7 +4297,38 @@
           </w:tcPr>
           <w:p>
             <w:r>
-              <w:t>frame_0116.jpg</w:t>
+              <w:drawing>
+                <wp:inline xmlns:a="http://schemas.openxmlformats.org/drawingml/2006/main" xmlns:pic="http://schemas.openxmlformats.org/drawingml/2006/picture">
+                  <wp:extent cx="1097280" cy="617220"/>
+                  <wp:docPr id="83" name="Picture 83"/>
+                  <wp:cNvGraphicFramePr>
+                    <a:graphicFrameLocks noChangeAspect="1"/>
+                  </wp:cNvGraphicFramePr>
+                  <a:graphic>
+                    <a:graphicData uri="http://schemas.openxmlformats.org/drawingml/2006/picture">
+                      <pic:pic>
+                        <pic:nvPicPr>
+                          <pic:cNvPr id="0" name="frame_0116.jpg"/>
+                          <pic:cNvPicPr/>
+                        </pic:nvPicPr>
+                        <pic:blipFill>
+                          <a:blip r:embed="rId10"/>
+                          <a:stretch>
+                            <a:fillRect/>
+                          </a:stretch>
+                        </pic:blipFill>
+                        <pic:spPr>
+                          <a:xfrm>
+                            <a:off x="0" y="0"/>
+                            <a:ext cx="1097280" cy="617220"/>
+                          </a:xfrm>
+                          <a:prstGeom prst="rect"/>
+                        </pic:spPr>
+                      </pic:pic>
+                    </a:graphicData>
+                  </a:graphic>
+                </wp:inline>
+              </w:drawing>
             </w:r>
           </w:p>
         </w:tc>
@@ -1765,7 +4338,38 @@
           </w:tcPr>
           <w:p>
             <w:r>
-              <w:t>frame_0232.jpg</w:t>
+              <w:drawing>
+                <wp:inline xmlns:a="http://schemas.openxmlformats.org/drawingml/2006/main" xmlns:pic="http://schemas.openxmlformats.org/drawingml/2006/picture">
+                  <wp:extent cx="1097280" cy="617220"/>
+                  <wp:docPr id="84" name="Picture 84"/>
+                  <wp:cNvGraphicFramePr>
+                    <a:graphicFrameLocks noChangeAspect="1"/>
+                  </wp:cNvGraphicFramePr>
+                  <a:graphic>
+                    <a:graphicData uri="http://schemas.openxmlformats.org/drawingml/2006/picture">
+                      <pic:pic>
+                        <pic:nvPicPr>
+                          <pic:cNvPr id="0" name="frame_0232.jpg"/>
+                          <pic:cNvPicPr/>
+                        </pic:nvPicPr>
+                        <pic:blipFill>
+                          <a:blip r:embed="rId11"/>
+                          <a:stretch>
+                            <a:fillRect/>
+                          </a:stretch>
+                        </pic:blipFill>
+                        <pic:spPr>
+                          <a:xfrm>
+                            <a:off x="0" y="0"/>
+                            <a:ext cx="1097280" cy="617220"/>
+                          </a:xfrm>
+                          <a:prstGeom prst="rect"/>
+                        </pic:spPr>
+                      </pic:pic>
+                    </a:graphicData>
+                  </a:graphic>
+                </wp:inline>
+              </w:drawing>
             </w:r>
           </w:p>
         </w:tc>
@@ -1812,7 +4416,38 @@
           </w:tcPr>
           <w:p>
             <w:r>
-              <w:t>frame_0000.jpg</w:t>
+              <w:drawing>
+                <wp:inline xmlns:a="http://schemas.openxmlformats.org/drawingml/2006/main" xmlns:pic="http://schemas.openxmlformats.org/drawingml/2006/picture">
+                  <wp:extent cx="1280160" cy="720090"/>
+                  <wp:docPr id="85" name="Picture 85"/>
+                  <wp:cNvGraphicFramePr>
+                    <a:graphicFrameLocks noChangeAspect="1"/>
+                  </wp:cNvGraphicFramePr>
+                  <a:graphic>
+                    <a:graphicData uri="http://schemas.openxmlformats.org/drawingml/2006/picture">
+                      <pic:pic>
+                        <pic:nvPicPr>
+                          <pic:cNvPr id="0" name="frame_0000.jpg"/>
+                          <pic:cNvPicPr/>
+                        </pic:nvPicPr>
+                        <pic:blipFill>
+                          <a:blip r:embed="rId9"/>
+                          <a:stretch>
+                            <a:fillRect/>
+                          </a:stretch>
+                        </pic:blipFill>
+                        <pic:spPr>
+                          <a:xfrm>
+                            <a:off x="0" y="0"/>
+                            <a:ext cx="1280160" cy="720090"/>
+                          </a:xfrm>
+                          <a:prstGeom prst="rect"/>
+                        </pic:spPr>
+                      </pic:pic>
+                    </a:graphicData>
+                  </a:graphic>
+                </wp:inline>
+              </w:drawing>
             </w:r>
           </w:p>
         </w:tc>
@@ -1822,7 +4457,38 @@
           </w:tcPr>
           <w:p>
             <w:r>
-              <w:t>frame_0116.jpg</w:t>
+              <w:drawing>
+                <wp:inline xmlns:a="http://schemas.openxmlformats.org/drawingml/2006/main" xmlns:pic="http://schemas.openxmlformats.org/drawingml/2006/picture">
+                  <wp:extent cx="1280160" cy="720090"/>
+                  <wp:docPr id="86" name="Picture 86"/>
+                  <wp:cNvGraphicFramePr>
+                    <a:graphicFrameLocks noChangeAspect="1"/>
+                  </wp:cNvGraphicFramePr>
+                  <a:graphic>
+                    <a:graphicData uri="http://schemas.openxmlformats.org/drawingml/2006/picture">
+                      <pic:pic>
+                        <pic:nvPicPr>
+                          <pic:cNvPr id="0" name="frame_0116.jpg"/>
+                          <pic:cNvPicPr/>
+                        </pic:nvPicPr>
+                        <pic:blipFill>
+                          <a:blip r:embed="rId10"/>
+                          <a:stretch>
+                            <a:fillRect/>
+                          </a:stretch>
+                        </pic:blipFill>
+                        <pic:spPr>
+                          <a:xfrm>
+                            <a:off x="0" y="0"/>
+                            <a:ext cx="1280160" cy="720090"/>
+                          </a:xfrm>
+                          <a:prstGeom prst="rect"/>
+                        </pic:spPr>
+                      </pic:pic>
+                    </a:graphicData>
+                  </a:graphic>
+                </wp:inline>
+              </w:drawing>
             </w:r>
           </w:p>
         </w:tc>
@@ -1832,7 +4498,38 @@
           </w:tcPr>
           <w:p>
             <w:r>
-              <w:t>frame_0232.jpg</w:t>
+              <w:drawing>
+                <wp:inline xmlns:a="http://schemas.openxmlformats.org/drawingml/2006/main" xmlns:pic="http://schemas.openxmlformats.org/drawingml/2006/picture">
+                  <wp:extent cx="1280160" cy="720090"/>
+                  <wp:docPr id="87" name="Picture 87"/>
+                  <wp:cNvGraphicFramePr>
+                    <a:graphicFrameLocks noChangeAspect="1"/>
+                  </wp:cNvGraphicFramePr>
+                  <a:graphic>
+                    <a:graphicData uri="http://schemas.openxmlformats.org/drawingml/2006/picture">
+                      <pic:pic>
+                        <pic:nvPicPr>
+                          <pic:cNvPr id="0" name="frame_0232.jpg"/>
+                          <pic:cNvPicPr/>
+                        </pic:nvPicPr>
+                        <pic:blipFill>
+                          <a:blip r:embed="rId11"/>
+                          <a:stretch>
+                            <a:fillRect/>
+                          </a:stretch>
+                        </pic:blipFill>
+                        <pic:spPr>
+                          <a:xfrm>
+                            <a:off x="0" y="0"/>
+                            <a:ext cx="1280160" cy="720090"/>
+                          </a:xfrm>
+                          <a:prstGeom prst="rect"/>
+                        </pic:spPr>
+                      </pic:pic>
+                    </a:graphicData>
+                  </a:graphic>
+                </wp:inline>
+              </w:drawing>
             </w:r>
           </w:p>
         </w:tc>
@@ -1874,7 +4571,38 @@
           </w:tcPr>
           <w:p>
             <w:r>
-              <w:t>frame_0000.jpg</w:t>
+              <w:drawing>
+                <wp:inline xmlns:a="http://schemas.openxmlformats.org/drawingml/2006/main" xmlns:pic="http://schemas.openxmlformats.org/drawingml/2006/picture">
+                  <wp:extent cx="1280160" cy="720090"/>
+                  <wp:docPr id="88" name="Picture 88"/>
+                  <wp:cNvGraphicFramePr>
+                    <a:graphicFrameLocks noChangeAspect="1"/>
+                  </wp:cNvGraphicFramePr>
+                  <a:graphic>
+                    <a:graphicData uri="http://schemas.openxmlformats.org/drawingml/2006/picture">
+                      <pic:pic>
+                        <pic:nvPicPr>
+                          <pic:cNvPr id="0" name="frame_0000.jpg"/>
+                          <pic:cNvPicPr/>
+                        </pic:nvPicPr>
+                        <pic:blipFill>
+                          <a:blip r:embed="rId9"/>
+                          <a:stretch>
+                            <a:fillRect/>
+                          </a:stretch>
+                        </pic:blipFill>
+                        <pic:spPr>
+                          <a:xfrm>
+                            <a:off x="0" y="0"/>
+                            <a:ext cx="1280160" cy="720090"/>
+                          </a:xfrm>
+                          <a:prstGeom prst="rect"/>
+                        </pic:spPr>
+                      </pic:pic>
+                    </a:graphicData>
+                  </a:graphic>
+                </wp:inline>
+              </w:drawing>
             </w:r>
           </w:p>
         </w:tc>
@@ -1884,7 +4612,38 @@
           </w:tcPr>
           <w:p>
             <w:r>
-              <w:t>frame_0116.jpg</w:t>
+              <w:drawing>
+                <wp:inline xmlns:a="http://schemas.openxmlformats.org/drawingml/2006/main" xmlns:pic="http://schemas.openxmlformats.org/drawingml/2006/picture">
+                  <wp:extent cx="1280160" cy="720090"/>
+                  <wp:docPr id="89" name="Picture 89"/>
+                  <wp:cNvGraphicFramePr>
+                    <a:graphicFrameLocks noChangeAspect="1"/>
+                  </wp:cNvGraphicFramePr>
+                  <a:graphic>
+                    <a:graphicData uri="http://schemas.openxmlformats.org/drawingml/2006/picture">
+                      <pic:pic>
+                        <pic:nvPicPr>
+                          <pic:cNvPr id="0" name="frame_0116.jpg"/>
+                          <pic:cNvPicPr/>
+                        </pic:nvPicPr>
+                        <pic:blipFill>
+                          <a:blip r:embed="rId10"/>
+                          <a:stretch>
+                            <a:fillRect/>
+                          </a:stretch>
+                        </pic:blipFill>
+                        <pic:spPr>
+                          <a:xfrm>
+                            <a:off x="0" y="0"/>
+                            <a:ext cx="1280160" cy="720090"/>
+                          </a:xfrm>
+                          <a:prstGeom prst="rect"/>
+                        </pic:spPr>
+                      </pic:pic>
+                    </a:graphicData>
+                  </a:graphic>
+                </wp:inline>
+              </w:drawing>
             </w:r>
           </w:p>
         </w:tc>
@@ -1894,7 +4653,38 @@
           </w:tcPr>
           <w:p>
             <w:r>
-              <w:t>frame_0232.jpg</w:t>
+              <w:drawing>
+                <wp:inline xmlns:a="http://schemas.openxmlformats.org/drawingml/2006/main" xmlns:pic="http://schemas.openxmlformats.org/drawingml/2006/picture">
+                  <wp:extent cx="1280160" cy="720090"/>
+                  <wp:docPr id="90" name="Picture 90"/>
+                  <wp:cNvGraphicFramePr>
+                    <a:graphicFrameLocks noChangeAspect="1"/>
+                  </wp:cNvGraphicFramePr>
+                  <a:graphic>
+                    <a:graphicData uri="http://schemas.openxmlformats.org/drawingml/2006/picture">
+                      <pic:pic>
+                        <pic:nvPicPr>
+                          <pic:cNvPr id="0" name="frame_0232.jpg"/>
+                          <pic:cNvPicPr/>
+                        </pic:nvPicPr>
+                        <pic:blipFill>
+                          <a:blip r:embed="rId11"/>
+                          <a:stretch>
+                            <a:fillRect/>
+                          </a:stretch>
+                        </pic:blipFill>
+                        <pic:spPr>
+                          <a:xfrm>
+                            <a:off x="0" y="0"/>
+                            <a:ext cx="1280160" cy="720090"/>
+                          </a:xfrm>
+                          <a:prstGeom prst="rect"/>
+                        </pic:spPr>
+                      </pic:pic>
+                    </a:graphicData>
+                  </a:graphic>
+                </wp:inline>
+              </w:drawing>
             </w:r>
           </w:p>
         </w:tc>
@@ -1946,7 +4736,38 @@
           </w:tcPr>
           <w:p>
             <w:r>
-              <w:t>frame_0000.jpg</w:t>
+              <w:drawing>
+                <wp:inline xmlns:a="http://schemas.openxmlformats.org/drawingml/2006/main" xmlns:pic="http://schemas.openxmlformats.org/drawingml/2006/picture">
+                  <wp:extent cx="1280160" cy="720090"/>
+                  <wp:docPr id="91" name="Picture 91"/>
+                  <wp:cNvGraphicFramePr>
+                    <a:graphicFrameLocks noChangeAspect="1"/>
+                  </wp:cNvGraphicFramePr>
+                  <a:graphic>
+                    <a:graphicData uri="http://schemas.openxmlformats.org/drawingml/2006/picture">
+                      <pic:pic>
+                        <pic:nvPicPr>
+                          <pic:cNvPr id="0" name="frame_0000.jpg"/>
+                          <pic:cNvPicPr/>
+                        </pic:nvPicPr>
+                        <pic:blipFill>
+                          <a:blip r:embed="rId9"/>
+                          <a:stretch>
+                            <a:fillRect/>
+                          </a:stretch>
+                        </pic:blipFill>
+                        <pic:spPr>
+                          <a:xfrm>
+                            <a:off x="0" y="0"/>
+                            <a:ext cx="1280160" cy="720090"/>
+                          </a:xfrm>
+                          <a:prstGeom prst="rect"/>
+                        </pic:spPr>
+                      </pic:pic>
+                    </a:graphicData>
+                  </a:graphic>
+                </wp:inline>
+              </w:drawing>
             </w:r>
           </w:p>
         </w:tc>
@@ -1956,7 +4777,38 @@
           </w:tcPr>
           <w:p>
             <w:r>
-              <w:t>frame_0116.jpg</w:t>
+              <w:drawing>
+                <wp:inline xmlns:a="http://schemas.openxmlformats.org/drawingml/2006/main" xmlns:pic="http://schemas.openxmlformats.org/drawingml/2006/picture">
+                  <wp:extent cx="1280160" cy="720090"/>
+                  <wp:docPr id="92" name="Picture 92"/>
+                  <wp:cNvGraphicFramePr>
+                    <a:graphicFrameLocks noChangeAspect="1"/>
+                  </wp:cNvGraphicFramePr>
+                  <a:graphic>
+                    <a:graphicData uri="http://schemas.openxmlformats.org/drawingml/2006/picture">
+                      <pic:pic>
+                        <pic:nvPicPr>
+                          <pic:cNvPr id="0" name="frame_0116.jpg"/>
+                          <pic:cNvPicPr/>
+                        </pic:nvPicPr>
+                        <pic:blipFill>
+                          <a:blip r:embed="rId10"/>
+                          <a:stretch>
+                            <a:fillRect/>
+                          </a:stretch>
+                        </pic:blipFill>
+                        <pic:spPr>
+                          <a:xfrm>
+                            <a:off x="0" y="0"/>
+                            <a:ext cx="1280160" cy="720090"/>
+                          </a:xfrm>
+                          <a:prstGeom prst="rect"/>
+                        </pic:spPr>
+                      </pic:pic>
+                    </a:graphicData>
+                  </a:graphic>
+                </wp:inline>
+              </w:drawing>
             </w:r>
           </w:p>
         </w:tc>
@@ -1966,7 +4818,38 @@
           </w:tcPr>
           <w:p>
             <w:r>
-              <w:t>frame_0232.jpg</w:t>
+              <w:drawing>
+                <wp:inline xmlns:a="http://schemas.openxmlformats.org/drawingml/2006/main" xmlns:pic="http://schemas.openxmlformats.org/drawingml/2006/picture">
+                  <wp:extent cx="1280160" cy="720090"/>
+                  <wp:docPr id="93" name="Picture 93"/>
+                  <wp:cNvGraphicFramePr>
+                    <a:graphicFrameLocks noChangeAspect="1"/>
+                  </wp:cNvGraphicFramePr>
+                  <a:graphic>
+                    <a:graphicData uri="http://schemas.openxmlformats.org/drawingml/2006/picture">
+                      <pic:pic>
+                        <pic:nvPicPr>
+                          <pic:cNvPr id="0" name="frame_0232.jpg"/>
+                          <pic:cNvPicPr/>
+                        </pic:nvPicPr>
+                        <pic:blipFill>
+                          <a:blip r:embed="rId11"/>
+                          <a:stretch>
+                            <a:fillRect/>
+                          </a:stretch>
+                        </pic:blipFill>
+                        <pic:spPr>
+                          <a:xfrm>
+                            <a:off x="0" y="0"/>
+                            <a:ext cx="1280160" cy="720090"/>
+                          </a:xfrm>
+                          <a:prstGeom prst="rect"/>
+                        </pic:spPr>
+                      </pic:pic>
+                    </a:graphicData>
+                  </a:graphic>
+                </wp:inline>
+              </w:drawing>
             </w:r>
           </w:p>
         </w:tc>
@@ -2018,7 +4901,38 @@
           </w:tcPr>
           <w:p>
             <w:r>
-              <w:t>frame_0000.jpg</w:t>
+              <w:drawing>
+                <wp:inline xmlns:a="http://schemas.openxmlformats.org/drawingml/2006/main" xmlns:pic="http://schemas.openxmlformats.org/drawingml/2006/picture">
+                  <wp:extent cx="1280160" cy="720090"/>
+                  <wp:docPr id="94" name="Picture 94"/>
+                  <wp:cNvGraphicFramePr>
+                    <a:graphicFrameLocks noChangeAspect="1"/>
+                  </wp:cNvGraphicFramePr>
+                  <a:graphic>
+                    <a:graphicData uri="http://schemas.openxmlformats.org/drawingml/2006/picture">
+                      <pic:pic>
+                        <pic:nvPicPr>
+                          <pic:cNvPr id="0" name="frame_0000.jpg"/>
+                          <pic:cNvPicPr/>
+                        </pic:nvPicPr>
+                        <pic:blipFill>
+                          <a:blip r:embed="rId9"/>
+                          <a:stretch>
+                            <a:fillRect/>
+                          </a:stretch>
+                        </pic:blipFill>
+                        <pic:spPr>
+                          <a:xfrm>
+                            <a:off x="0" y="0"/>
+                            <a:ext cx="1280160" cy="720090"/>
+                          </a:xfrm>
+                          <a:prstGeom prst="rect"/>
+                        </pic:spPr>
+                      </pic:pic>
+                    </a:graphicData>
+                  </a:graphic>
+                </wp:inline>
+              </w:drawing>
             </w:r>
           </w:p>
         </w:tc>
@@ -2028,7 +4942,38 @@
           </w:tcPr>
           <w:p>
             <w:r>
-              <w:t>frame_0116.jpg</w:t>
+              <w:drawing>
+                <wp:inline xmlns:a="http://schemas.openxmlformats.org/drawingml/2006/main" xmlns:pic="http://schemas.openxmlformats.org/drawingml/2006/picture">
+                  <wp:extent cx="1280160" cy="720090"/>
+                  <wp:docPr id="95" name="Picture 95"/>
+                  <wp:cNvGraphicFramePr>
+                    <a:graphicFrameLocks noChangeAspect="1"/>
+                  </wp:cNvGraphicFramePr>
+                  <a:graphic>
+                    <a:graphicData uri="http://schemas.openxmlformats.org/drawingml/2006/picture">
+                      <pic:pic>
+                        <pic:nvPicPr>
+                          <pic:cNvPr id="0" name="frame_0116.jpg"/>
+                          <pic:cNvPicPr/>
+                        </pic:nvPicPr>
+                        <pic:blipFill>
+                          <a:blip r:embed="rId10"/>
+                          <a:stretch>
+                            <a:fillRect/>
+                          </a:stretch>
+                        </pic:blipFill>
+                        <pic:spPr>
+                          <a:xfrm>
+                            <a:off x="0" y="0"/>
+                            <a:ext cx="1280160" cy="720090"/>
+                          </a:xfrm>
+                          <a:prstGeom prst="rect"/>
+                        </pic:spPr>
+                      </pic:pic>
+                    </a:graphicData>
+                  </a:graphic>
+                </wp:inline>
+              </w:drawing>
             </w:r>
           </w:p>
         </w:tc>
@@ -2038,7 +4983,38 @@
           </w:tcPr>
           <w:p>
             <w:r>
-              <w:t>frame_0232.jpg</w:t>
+              <w:drawing>
+                <wp:inline xmlns:a="http://schemas.openxmlformats.org/drawingml/2006/main" xmlns:pic="http://schemas.openxmlformats.org/drawingml/2006/picture">
+                  <wp:extent cx="1280160" cy="720090"/>
+                  <wp:docPr id="96" name="Picture 96"/>
+                  <wp:cNvGraphicFramePr>
+                    <a:graphicFrameLocks noChangeAspect="1"/>
+                  </wp:cNvGraphicFramePr>
+                  <a:graphic>
+                    <a:graphicData uri="http://schemas.openxmlformats.org/drawingml/2006/picture">
+                      <pic:pic>
+                        <pic:nvPicPr>
+                          <pic:cNvPr id="0" name="frame_0232.jpg"/>
+                          <pic:cNvPicPr/>
+                        </pic:nvPicPr>
+                        <pic:blipFill>
+                          <a:blip r:embed="rId11"/>
+                          <a:stretch>
+                            <a:fillRect/>
+                          </a:stretch>
+                        </pic:blipFill>
+                        <pic:spPr>
+                          <a:xfrm>
+                            <a:off x="0" y="0"/>
+                            <a:ext cx="1280160" cy="720090"/>
+                          </a:xfrm>
+                          <a:prstGeom prst="rect"/>
+                        </pic:spPr>
+                      </pic:pic>
+                    </a:graphicData>
+                  </a:graphic>
+                </wp:inline>
+              </w:drawing>
             </w:r>
           </w:p>
         </w:tc>
@@ -2080,7 +5056,38 @@
           </w:tcPr>
           <w:p>
             <w:r>
-              <w:t>frame_0000.jpg</w:t>
+              <w:drawing>
+                <wp:inline xmlns:a="http://schemas.openxmlformats.org/drawingml/2006/main" xmlns:pic="http://schemas.openxmlformats.org/drawingml/2006/picture">
+                  <wp:extent cx="1280160" cy="720090"/>
+                  <wp:docPr id="97" name="Picture 97"/>
+                  <wp:cNvGraphicFramePr>
+                    <a:graphicFrameLocks noChangeAspect="1"/>
+                  </wp:cNvGraphicFramePr>
+                  <a:graphic>
+                    <a:graphicData uri="http://schemas.openxmlformats.org/drawingml/2006/picture">
+                      <pic:pic>
+                        <pic:nvPicPr>
+                          <pic:cNvPr id="0" name="frame_0000.jpg"/>
+                          <pic:cNvPicPr/>
+                        </pic:nvPicPr>
+                        <pic:blipFill>
+                          <a:blip r:embed="rId9"/>
+                          <a:stretch>
+                            <a:fillRect/>
+                          </a:stretch>
+                        </pic:blipFill>
+                        <pic:spPr>
+                          <a:xfrm>
+                            <a:off x="0" y="0"/>
+                            <a:ext cx="1280160" cy="720090"/>
+                          </a:xfrm>
+                          <a:prstGeom prst="rect"/>
+                        </pic:spPr>
+                      </pic:pic>
+                    </a:graphicData>
+                  </a:graphic>
+                </wp:inline>
+              </w:drawing>
             </w:r>
           </w:p>
         </w:tc>
@@ -2090,7 +5097,38 @@
           </w:tcPr>
           <w:p>
             <w:r>
-              <w:t>frame_0116.jpg</w:t>
+              <w:drawing>
+                <wp:inline xmlns:a="http://schemas.openxmlformats.org/drawingml/2006/main" xmlns:pic="http://schemas.openxmlformats.org/drawingml/2006/picture">
+                  <wp:extent cx="1280160" cy="720090"/>
+                  <wp:docPr id="98" name="Picture 98"/>
+                  <wp:cNvGraphicFramePr>
+                    <a:graphicFrameLocks noChangeAspect="1"/>
+                  </wp:cNvGraphicFramePr>
+                  <a:graphic>
+                    <a:graphicData uri="http://schemas.openxmlformats.org/drawingml/2006/picture">
+                      <pic:pic>
+                        <pic:nvPicPr>
+                          <pic:cNvPr id="0" name="frame_0116.jpg"/>
+                          <pic:cNvPicPr/>
+                        </pic:nvPicPr>
+                        <pic:blipFill>
+                          <a:blip r:embed="rId10"/>
+                          <a:stretch>
+                            <a:fillRect/>
+                          </a:stretch>
+                        </pic:blipFill>
+                        <pic:spPr>
+                          <a:xfrm>
+                            <a:off x="0" y="0"/>
+                            <a:ext cx="1280160" cy="720090"/>
+                          </a:xfrm>
+                          <a:prstGeom prst="rect"/>
+                        </pic:spPr>
+                      </pic:pic>
+                    </a:graphicData>
+                  </a:graphic>
+                </wp:inline>
+              </w:drawing>
             </w:r>
           </w:p>
         </w:tc>
@@ -2100,7 +5138,38 @@
           </w:tcPr>
           <w:p>
             <w:r>
-              <w:t>frame_0232.jpg</w:t>
+              <w:drawing>
+                <wp:inline xmlns:a="http://schemas.openxmlformats.org/drawingml/2006/main" xmlns:pic="http://schemas.openxmlformats.org/drawingml/2006/picture">
+                  <wp:extent cx="1280160" cy="720090"/>
+                  <wp:docPr id="99" name="Picture 99"/>
+                  <wp:cNvGraphicFramePr>
+                    <a:graphicFrameLocks noChangeAspect="1"/>
+                  </wp:cNvGraphicFramePr>
+                  <a:graphic>
+                    <a:graphicData uri="http://schemas.openxmlformats.org/drawingml/2006/picture">
+                      <pic:pic>
+                        <pic:nvPicPr>
+                          <pic:cNvPr id="0" name="frame_0232.jpg"/>
+                          <pic:cNvPicPr/>
+                        </pic:nvPicPr>
+                        <pic:blipFill>
+                          <a:blip r:embed="rId11"/>
+                          <a:stretch>
+                            <a:fillRect/>
+                          </a:stretch>
+                        </pic:blipFill>
+                        <pic:spPr>
+                          <a:xfrm>
+                            <a:off x="0" y="0"/>
+                            <a:ext cx="1280160" cy="720090"/>
+                          </a:xfrm>
+                          <a:prstGeom prst="rect"/>
+                        </pic:spPr>
+                      </pic:pic>
+                    </a:graphicData>
+                  </a:graphic>
+                </wp:inline>
+              </w:drawing>
             </w:r>
           </w:p>
         </w:tc>
@@ -2142,7 +5211,38 @@
           </w:tcPr>
           <w:p>
             <w:r>
-              <w:t>frame_0000.jpg</w:t>
+              <w:drawing>
+                <wp:inline xmlns:a="http://schemas.openxmlformats.org/drawingml/2006/main" xmlns:pic="http://schemas.openxmlformats.org/drawingml/2006/picture">
+                  <wp:extent cx="1280160" cy="720090"/>
+                  <wp:docPr id="100" name="Picture 100"/>
+                  <wp:cNvGraphicFramePr>
+                    <a:graphicFrameLocks noChangeAspect="1"/>
+                  </wp:cNvGraphicFramePr>
+                  <a:graphic>
+                    <a:graphicData uri="http://schemas.openxmlformats.org/drawingml/2006/picture">
+                      <pic:pic>
+                        <pic:nvPicPr>
+                          <pic:cNvPr id="0" name="frame_0000.jpg"/>
+                          <pic:cNvPicPr/>
+                        </pic:nvPicPr>
+                        <pic:blipFill>
+                          <a:blip r:embed="rId9"/>
+                          <a:stretch>
+                            <a:fillRect/>
+                          </a:stretch>
+                        </pic:blipFill>
+                        <pic:spPr>
+                          <a:xfrm>
+                            <a:off x="0" y="0"/>
+                            <a:ext cx="1280160" cy="720090"/>
+                          </a:xfrm>
+                          <a:prstGeom prst="rect"/>
+                        </pic:spPr>
+                      </pic:pic>
+                    </a:graphicData>
+                  </a:graphic>
+                </wp:inline>
+              </w:drawing>
             </w:r>
           </w:p>
         </w:tc>
@@ -2152,7 +5252,38 @@
           </w:tcPr>
           <w:p>
             <w:r>
-              <w:t>frame_0116.jpg</w:t>
+              <w:drawing>
+                <wp:inline xmlns:a="http://schemas.openxmlformats.org/drawingml/2006/main" xmlns:pic="http://schemas.openxmlformats.org/drawingml/2006/picture">
+                  <wp:extent cx="1280160" cy="720090"/>
+                  <wp:docPr id="101" name="Picture 101"/>
+                  <wp:cNvGraphicFramePr>
+                    <a:graphicFrameLocks noChangeAspect="1"/>
+                  </wp:cNvGraphicFramePr>
+                  <a:graphic>
+                    <a:graphicData uri="http://schemas.openxmlformats.org/drawingml/2006/picture">
+                      <pic:pic>
+                        <pic:nvPicPr>
+                          <pic:cNvPr id="0" name="frame_0116.jpg"/>
+                          <pic:cNvPicPr/>
+                        </pic:nvPicPr>
+                        <pic:blipFill>
+                          <a:blip r:embed="rId10"/>
+                          <a:stretch>
+                            <a:fillRect/>
+                          </a:stretch>
+                        </pic:blipFill>
+                        <pic:spPr>
+                          <a:xfrm>
+                            <a:off x="0" y="0"/>
+                            <a:ext cx="1280160" cy="720090"/>
+                          </a:xfrm>
+                          <a:prstGeom prst="rect"/>
+                        </pic:spPr>
+                      </pic:pic>
+                    </a:graphicData>
+                  </a:graphic>
+                </wp:inline>
+              </w:drawing>
             </w:r>
           </w:p>
         </w:tc>
@@ -2162,7 +5293,38 @@
           </w:tcPr>
           <w:p>
             <w:r>
-              <w:t>frame_0232.jpg</w:t>
+              <w:drawing>
+                <wp:inline xmlns:a="http://schemas.openxmlformats.org/drawingml/2006/main" xmlns:pic="http://schemas.openxmlformats.org/drawingml/2006/picture">
+                  <wp:extent cx="1280160" cy="720090"/>
+                  <wp:docPr id="102" name="Picture 102"/>
+                  <wp:cNvGraphicFramePr>
+                    <a:graphicFrameLocks noChangeAspect="1"/>
+                  </wp:cNvGraphicFramePr>
+                  <a:graphic>
+                    <a:graphicData uri="http://schemas.openxmlformats.org/drawingml/2006/picture">
+                      <pic:pic>
+                        <pic:nvPicPr>
+                          <pic:cNvPr id="0" name="frame_0232.jpg"/>
+                          <pic:cNvPicPr/>
+                        </pic:nvPicPr>
+                        <pic:blipFill>
+                          <a:blip r:embed="rId11"/>
+                          <a:stretch>
+                            <a:fillRect/>
+                          </a:stretch>
+                        </pic:blipFill>
+                        <pic:spPr>
+                          <a:xfrm>
+                            <a:off x="0" y="0"/>
+                            <a:ext cx="1280160" cy="720090"/>
+                          </a:xfrm>
+                          <a:prstGeom prst="rect"/>
+                        </pic:spPr>
+                      </pic:pic>
+                    </a:graphicData>
+                  </a:graphic>
+                </wp:inline>
+              </w:drawing>
             </w:r>
           </w:p>
         </w:tc>
@@ -2204,7 +5366,38 @@
           </w:tcPr>
           <w:p>
             <w:r>
-              <w:t>frame_0000.jpg</w:t>
+              <w:drawing>
+                <wp:inline xmlns:a="http://schemas.openxmlformats.org/drawingml/2006/main" xmlns:pic="http://schemas.openxmlformats.org/drawingml/2006/picture">
+                  <wp:extent cx="1280160" cy="720090"/>
+                  <wp:docPr id="103" name="Picture 103"/>
+                  <wp:cNvGraphicFramePr>
+                    <a:graphicFrameLocks noChangeAspect="1"/>
+                  </wp:cNvGraphicFramePr>
+                  <a:graphic>
+                    <a:graphicData uri="http://schemas.openxmlformats.org/drawingml/2006/picture">
+                      <pic:pic>
+                        <pic:nvPicPr>
+                          <pic:cNvPr id="0" name="frame_0000.jpg"/>
+                          <pic:cNvPicPr/>
+                        </pic:nvPicPr>
+                        <pic:blipFill>
+                          <a:blip r:embed="rId9"/>
+                          <a:stretch>
+                            <a:fillRect/>
+                          </a:stretch>
+                        </pic:blipFill>
+                        <pic:spPr>
+                          <a:xfrm>
+                            <a:off x="0" y="0"/>
+                            <a:ext cx="1280160" cy="720090"/>
+                          </a:xfrm>
+                          <a:prstGeom prst="rect"/>
+                        </pic:spPr>
+                      </pic:pic>
+                    </a:graphicData>
+                  </a:graphic>
+                </wp:inline>
+              </w:drawing>
             </w:r>
           </w:p>
         </w:tc>
@@ -2214,7 +5407,38 @@
           </w:tcPr>
           <w:p>
             <w:r>
-              <w:t>frame_0116.jpg</w:t>
+              <w:drawing>
+                <wp:inline xmlns:a="http://schemas.openxmlformats.org/drawingml/2006/main" xmlns:pic="http://schemas.openxmlformats.org/drawingml/2006/picture">
+                  <wp:extent cx="1280160" cy="720090"/>
+                  <wp:docPr id="104" name="Picture 104"/>
+                  <wp:cNvGraphicFramePr>
+                    <a:graphicFrameLocks noChangeAspect="1"/>
+                  </wp:cNvGraphicFramePr>
+                  <a:graphic>
+                    <a:graphicData uri="http://schemas.openxmlformats.org/drawingml/2006/picture">
+                      <pic:pic>
+                        <pic:nvPicPr>
+                          <pic:cNvPr id="0" name="frame_0116.jpg"/>
+                          <pic:cNvPicPr/>
+                        </pic:nvPicPr>
+                        <pic:blipFill>
+                          <a:blip r:embed="rId10"/>
+                          <a:stretch>
+                            <a:fillRect/>
+                          </a:stretch>
+                        </pic:blipFill>
+                        <pic:spPr>
+                          <a:xfrm>
+                            <a:off x="0" y="0"/>
+                            <a:ext cx="1280160" cy="720090"/>
+                          </a:xfrm>
+                          <a:prstGeom prst="rect"/>
+                        </pic:spPr>
+                      </pic:pic>
+                    </a:graphicData>
+                  </a:graphic>
+                </wp:inline>
+              </w:drawing>
             </w:r>
           </w:p>
         </w:tc>
@@ -2224,7 +5448,38 @@
           </w:tcPr>
           <w:p>
             <w:r>
-              <w:t>frame_0232.jpg</w:t>
+              <w:drawing>
+                <wp:inline xmlns:a="http://schemas.openxmlformats.org/drawingml/2006/main" xmlns:pic="http://schemas.openxmlformats.org/drawingml/2006/picture">
+                  <wp:extent cx="1280160" cy="720090"/>
+                  <wp:docPr id="105" name="Picture 105"/>
+                  <wp:cNvGraphicFramePr>
+                    <a:graphicFrameLocks noChangeAspect="1"/>
+                  </wp:cNvGraphicFramePr>
+                  <a:graphic>
+                    <a:graphicData uri="http://schemas.openxmlformats.org/drawingml/2006/picture">
+                      <pic:pic>
+                        <pic:nvPicPr>
+                          <pic:cNvPr id="0" name="frame_0232.jpg"/>
+                          <pic:cNvPicPr/>
+                        </pic:nvPicPr>
+                        <pic:blipFill>
+                          <a:blip r:embed="rId11"/>
+                          <a:stretch>
+                            <a:fillRect/>
+                          </a:stretch>
+                        </pic:blipFill>
+                        <pic:spPr>
+                          <a:xfrm>
+                            <a:off x="0" y="0"/>
+                            <a:ext cx="1280160" cy="720090"/>
+                          </a:xfrm>
+                          <a:prstGeom prst="rect"/>
+                        </pic:spPr>
+                      </pic:pic>
+                    </a:graphicData>
+                  </a:graphic>
+                </wp:inline>
+              </w:drawing>
             </w:r>
           </w:p>
         </w:tc>
